--- a/flow/20230914_vu_template/drafts/2024-03-u/31-НД-Гл.2-Великого канону-Ігнатія.docx
+++ b/flow/20230914_vu_template/drafts/2024-03-u/31-НД-Гл.2-Великого канону-Ігнатія.docx
@@ -3,33 +3,30 @@
 <w:document xmlns:mc="http://schemas.openxmlformats.org/markup-compatibility/2006" xmlns:o="urn:schemas-microsoft-com:office:office" xmlns:r="http://schemas.openxmlformats.org/officeDocument/2006/relationships" xmlns:m="http://schemas.openxmlformats.org/officeDocument/2006/math" xmlns:v="urn:schemas-microsoft-com:vml" xmlns:wp="http://schemas.openxmlformats.org/drawingml/2006/wordprocessingDrawing" xmlns:w10="urn:schemas-microsoft-com:office:word" xmlns:w="http://schemas.openxmlformats.org/wordprocessingml/2006/main" xmlns:wne="http://schemas.microsoft.com/office/word/2006/wordml" xmlns:sl="http://schemas.openxmlformats.org/schemaLibrary/2006/main" xmlns:a="http://schemas.openxmlformats.org/drawingml/2006/main" xmlns:pic="http://schemas.openxmlformats.org/drawingml/2006/picture" xmlns:c="http://schemas.openxmlformats.org/drawingml/2006/chart" xmlns:lc="http://schemas.openxmlformats.org/drawingml/2006/lockedCanvas" xmlns:dgm="http://schemas.openxmlformats.org/drawingml/2006/diagram" xmlns:wps="http://schemas.microsoft.com/office/word/2010/wordprocessingShape" xmlns:wpg="http://schemas.microsoft.com/office/word/2010/wordprocessingGroup" xmlns:w14="http://schemas.microsoft.com/office/word/2010/wordml" xmlns:w15="http://schemas.microsoft.com/office/word/2012/wordml">
   <w:body>
     <w:p>
-      <w:pPr>
-        <w:spacing w:after="120" w:lineRule="auto"/>
-        <w:rPr>
-          <w:rFonts w:ascii="Times New Roman" w:cs="Times New Roman" w:eastAsia="Times New Roman" w:hAnsi="Times New Roman"/>
-          <w:sz w:val="24"/>
-          <w:szCs w:val="24"/>
-        </w:rPr>
-      </w:pPr>
-      <w:r>
-        <w:rPr>
-          <w:rtl w:val="0"/>
-        </w:rPr>
-      </w:r>
-    </w:p>
-    <w:p>
-      <w:pPr>
-        <w:spacing w:after="120" w:lineRule="auto"/>
-        <w:rPr>
-          <w:rFonts w:ascii="Times New Roman" w:cs="Times New Roman" w:eastAsia="Times New Roman" w:hAnsi="Times New Roman"/>
-          <w:sz w:val="24"/>
-          <w:szCs w:val="24"/>
-        </w:rPr>
-      </w:pPr>
-      <w:r>
-        <w:rPr>
-          <w:rtl w:val="0"/>
-        </w:rPr>
+      <w:r>
+        <w:rPr>
+          <w:rFonts w:ascii="Times New Roman" w:hAnsi="Times New Roman"/>
+          <w:sz w:val="24"/>
+        </w:rPr>
+        <w:t>Березень 31 Неділя</w:t>
+      </w:r>
+    </w:p>
+    <w:p>
+      <w:r>
+        <w:rPr>
+          <w:rFonts w:ascii="Times New Roman" w:hAnsi="Times New Roman"/>
+          <w:sz w:val="24"/>
+        </w:rPr>
+        <w:t>Неділя 03 по П'ятидесятниці</w:t>
+      </w:r>
+    </w:p>
+    <w:p>
+      <w:r>
+        <w:rPr>
+          <w:rFonts w:ascii="Times New Roman" w:hAnsi="Times New Roman"/>
+          <w:sz w:val="24"/>
+        </w:rPr>
+        <w:t>Преподобного отця нашого Іпатія, єпископа Гангренського</w:t>
       </w:r>
     </w:p>
     <w:p>
@@ -330,21 +327,17 @@
       </w:pPr>
       <w:r>
         <w:rPr>
-          <w:rFonts w:ascii="Times New Roman" w:cs="Times New Roman" w:eastAsia="Times New Roman" w:hAnsi="Times New Roman"/>
-          <w:i w:val="1"/>
-          <w:color w:val="ff0000"/>
-          <w:sz w:val="24"/>
-          <w:szCs w:val="24"/>
-          <w:rtl w:val="0"/>
-        </w:rPr>
-        <w:t xml:space="preserve">Священик:</w:t>
-      </w:r>
-      <w:r>
-        <w:rPr>
-          <w:rFonts w:ascii="Times New Roman" w:cs="Times New Roman" w:eastAsia="Times New Roman" w:hAnsi="Times New Roman"/>
-          <w:sz w:val="24"/>
-          <w:szCs w:val="24"/>
-          <w:rtl w:val="0"/>
+          <w:rFonts w:ascii="Times New Roman" w:hAnsi="Times New Roman"/>
+          <w:i/>
+          <w:color w:val="FF4400"/>
+          <w:sz w:val="24"/>
+        </w:rPr>
+        <w:t>Священик:</w:t>
+      </w:r>
+      <w:r>
+        <w:rPr>
+          <w:rFonts w:ascii="Times New Roman" w:hAnsi="Times New Roman"/>
+          <w:sz w:val="24"/>
         </w:rPr>
         <w:t xml:space="preserve"> Бо твоє є царство, і сила, і слава, Отця, і Сина, і Святого Духа, нині і повсякчас, і на віки віків.</w:t>
       </w:r>
@@ -2460,21 +2453,17 @@
       </w:pPr>
       <w:r>
         <w:rPr>
-          <w:rFonts w:ascii="Times New Roman" w:cs="Times New Roman" w:eastAsia="Times New Roman" w:hAnsi="Times New Roman"/>
-          <w:i w:val="1"/>
-          <w:color w:val="ff0000"/>
-          <w:sz w:val="24"/>
-          <w:szCs w:val="24"/>
-          <w:rtl w:val="0"/>
-        </w:rPr>
-        <w:t xml:space="preserve">Священик:</w:t>
-      </w:r>
-      <w:r>
-        <w:rPr>
-          <w:rFonts w:ascii="Times New Roman" w:cs="Times New Roman" w:eastAsia="Times New Roman" w:hAnsi="Times New Roman"/>
-          <w:sz w:val="24"/>
-          <w:szCs w:val="24"/>
-          <w:rtl w:val="0"/>
+          <w:rFonts w:ascii="Times New Roman" w:hAnsi="Times New Roman"/>
+          <w:i/>
+          <w:color w:val="FF4400"/>
+          <w:sz w:val="24"/>
+        </w:rPr>
+        <w:t>Священик:</w:t>
+      </w:r>
+      <w:r>
+        <w:rPr>
+          <w:rFonts w:ascii="Times New Roman" w:hAnsi="Times New Roman"/>
+          <w:sz w:val="24"/>
         </w:rPr>
         <w:t xml:space="preserve"> Бо тобі належить усяка слава, честь і поклоніння, Отцю, і Сину, і Святому Духові, нині і повсякчас, і на віки віків.</w:t>
       </w:r>
@@ -3193,33 +3182,19 @@
       </w:pPr>
       <w:r>
         <w:rPr>
-          <w:rFonts w:ascii="Times New Roman" w:cs="Times New Roman" w:eastAsia="Times New Roman" w:hAnsi="Times New Roman"/>
-          <w:i w:val="1"/>
-          <w:color w:val="ff0000"/>
-          <w:sz w:val="24"/>
-          <w:szCs w:val="24"/>
-          <w:rtl w:val="0"/>
-        </w:rPr>
-        <w:t xml:space="preserve">Священик:</w:t>
-      </w:r>
-      <w:r>
-        <w:rPr>
-          <w:rFonts w:ascii="Times New Roman" w:cs="Times New Roman" w:eastAsia="Times New Roman" w:hAnsi="Times New Roman"/>
-          <w:color w:val="ff0000"/>
-          <w:sz w:val="24"/>
-          <w:szCs w:val="24"/>
-          <w:rtl w:val="0"/>
-        </w:rPr>
-        <w:t xml:space="preserve"> </w:t>
-      </w:r>
-      <w:r>
-        <w:rPr>
-          <w:rFonts w:ascii="Times New Roman" w:cs="Times New Roman" w:eastAsia="Times New Roman" w:hAnsi="Times New Roman"/>
-          <w:sz w:val="24"/>
-          <w:szCs w:val="24"/>
-          <w:rtl w:val="0"/>
-        </w:rPr>
-        <w:t xml:space="preserve">Бо твоя є влада і твоє царство, і сила, і слава, Отця, і Сина, і Святого Духа, нині і повсякчас, і на віки віків.</w:t>
+          <w:rFonts w:ascii="Times New Roman" w:hAnsi="Times New Roman"/>
+          <w:i/>
+          <w:color w:val="FF4400"/>
+          <w:sz w:val="24"/>
+        </w:rPr>
+        <w:t>Священик:</w:t>
+      </w:r>
+      <w:r>
+        <w:rPr>
+          <w:rFonts w:ascii="Times New Roman" w:hAnsi="Times New Roman"/>
+          <w:sz w:val="24"/>
+        </w:rPr>
+        <w:t xml:space="preserve"> Бо твоя є влада і твоє царство, і сила, і слава, Отця, і Сина, і Святого Духа, нині і повсякчас, і на віки віків.</w:t>
       </w:r>
     </w:p>
     <w:p>
@@ -4868,33 +4843,19 @@
       </w:pPr>
       <w:r>
         <w:rPr>
-          <w:rFonts w:ascii="Times New Roman" w:cs="Times New Roman" w:eastAsia="Times New Roman" w:hAnsi="Times New Roman"/>
-          <w:i w:val="1"/>
-          <w:color w:val="ff0000"/>
-          <w:sz w:val="24"/>
-          <w:szCs w:val="24"/>
-          <w:rtl w:val="0"/>
-        </w:rPr>
-        <w:t xml:space="preserve">Священик:</w:t>
-      </w:r>
-      <w:r>
-        <w:rPr>
-          <w:rFonts w:ascii="Times New Roman" w:cs="Times New Roman" w:eastAsia="Times New Roman" w:hAnsi="Times New Roman"/>
-          <w:color w:val="ff0000"/>
-          <w:sz w:val="24"/>
-          <w:szCs w:val="24"/>
-          <w:rtl w:val="0"/>
-        </w:rPr>
-        <w:t xml:space="preserve"> </w:t>
-      </w:r>
-      <w:r>
-        <w:rPr>
-          <w:rFonts w:ascii="Times New Roman" w:cs="Times New Roman" w:eastAsia="Times New Roman" w:hAnsi="Times New Roman"/>
-          <w:sz w:val="24"/>
-          <w:szCs w:val="24"/>
-          <w:rtl w:val="0"/>
-        </w:rPr>
-        <w:t xml:space="preserve">Мир всім.</w:t>
+          <w:rFonts w:ascii="Times New Roman" w:hAnsi="Times New Roman"/>
+          <w:i/>
+          <w:color w:val="FF4400"/>
+          <w:sz w:val="24"/>
+        </w:rPr>
+        <w:t>Священик:</w:t>
+      </w:r>
+      <w:r>
+        <w:rPr>
+          <w:rFonts w:ascii="Times New Roman" w:hAnsi="Times New Roman"/>
+          <w:sz w:val="24"/>
+        </w:rPr>
+        <w:t xml:space="preserve"> Мир всім.</w:t>
       </w:r>
     </w:p>
     <w:p>
@@ -5723,21 +5684,17 @@
       </w:pPr>
       <w:r>
         <w:rPr>
-          <w:rFonts w:ascii="Times New Roman" w:cs="Times New Roman" w:eastAsia="Times New Roman" w:hAnsi="Times New Roman"/>
-          <w:i w:val="1"/>
-          <w:color w:val="ff0000"/>
-          <w:sz w:val="24"/>
-          <w:szCs w:val="24"/>
-          <w:rtl w:val="0"/>
-        </w:rPr>
-        <w:t xml:space="preserve">Священик:</w:t>
-      </w:r>
-      <w:r>
-        <w:rPr>
-          <w:rFonts w:ascii="Times New Roman" w:cs="Times New Roman" w:eastAsia="Times New Roman" w:hAnsi="Times New Roman"/>
-          <w:sz w:val="24"/>
-          <w:szCs w:val="24"/>
-          <w:rtl w:val="0"/>
+          <w:rFonts w:ascii="Times New Roman" w:hAnsi="Times New Roman"/>
+          <w:i/>
+          <w:color w:val="FF4400"/>
+          <w:sz w:val="24"/>
+        </w:rPr>
+        <w:t>Священик:</w:t>
+      </w:r>
+      <w:r>
+        <w:rPr>
+          <w:rFonts w:ascii="Times New Roman" w:hAnsi="Times New Roman"/>
+          <w:sz w:val="24"/>
         </w:rPr>
         <w:t xml:space="preserve"> Бо милостивий і чоловіколюбець Бог єси, і тобі славу возсилаємо: Отцю, і Сину, і Святому Духові, нині і повсякчас, і на віки віків.</w:t>
       </w:r>
@@ -6642,14 +6599,41 @@
       </w:pPr>
       <w:r>
         <w:rPr>
-          <w:rFonts w:ascii="Times New Roman" w:cs="Times New Roman" w:eastAsia="Times New Roman" w:hAnsi="Times New Roman"/>
-          <w:i w:val="1"/>
-          <w:color w:val="ff0000"/>
-          <w:sz w:val="24"/>
-          <w:szCs w:val="24"/>
-          <w:rtl w:val="0"/>
-        </w:rPr>
-        <w:t xml:space="preserve">Священик:</w:t>
+          <w:rFonts w:ascii="Times New Roman" w:hAnsi="Times New Roman"/>
+          <w:i/>
+          <w:color w:val="FF4400"/>
+          <w:sz w:val="24"/>
+        </w:rPr>
+        <w:t>Священик:</w:t>
+      </w:r>
+      <w:r>
+        <w:rPr>
+          <w:rFonts w:ascii="Times New Roman" w:hAnsi="Times New Roman"/>
+          <w:sz w:val="24"/>
+        </w:rPr>
+        <w:t xml:space="preserve"> Бо ти Бог милости, ласк і чоловіколюбности, і тобі славу віддаємо: Отцю, і Сину, і Святому Духові, нині і повсякчас, і на віки віків.</w:t>
+      </w:r>
+    </w:p>
+    <w:p>
+      <w:pPr>
+        <w:spacing w:after="120" w:lineRule="auto"/>
+        <w:jc w:val="both"/>
+        <w:rPr>
+          <w:rFonts w:ascii="Times New Roman" w:cs="Times New Roman" w:eastAsia="Times New Roman" w:hAnsi="Times New Roman"/>
+          <w:sz w:val="24"/>
+          <w:szCs w:val="24"/>
+        </w:rPr>
+      </w:pPr>
+      <w:r>
+        <w:rPr>
+          <w:rFonts w:ascii="Times New Roman" w:cs="Times New Roman" w:eastAsia="Times New Roman" w:hAnsi="Times New Roman"/>
+          <w:i w:val="1"/>
+          <w:color w:val="ff0000"/>
+          <w:sz w:val="24"/>
+          <w:szCs w:val="24"/>
+          <w:rtl w:val="0"/>
+        </w:rPr>
+        <w:t xml:space="preserve">Вірні:</w:t>
       </w:r>
       <w:r>
         <w:rPr>
@@ -6668,7 +6652,34 @@
           <w:szCs w:val="24"/>
           <w:rtl w:val="0"/>
         </w:rPr>
-        <w:t xml:space="preserve">Бо ти Бог милости, ласк і чоловіколюбности, і тобі славу віддаємо: Отцю, і Сину, і Святому Духові, нині і повсякчас, і на віки віків.</w:t>
+        <w:t xml:space="preserve">Амінь.</w:t>
+      </w:r>
+    </w:p>
+    <w:p>
+      <w:pPr>
+        <w:spacing w:after="120" w:lineRule="auto"/>
+        <w:jc w:val="both"/>
+        <w:rPr>
+          <w:rFonts w:ascii="Times New Roman" w:cs="Times New Roman" w:eastAsia="Times New Roman" w:hAnsi="Times New Roman"/>
+          <w:sz w:val="24"/>
+          <w:szCs w:val="24"/>
+        </w:rPr>
+      </w:pPr>
+      <w:r>
+        <w:rPr>
+          <w:rFonts w:ascii="Times New Roman" w:hAnsi="Times New Roman"/>
+          <w:i/>
+          <w:color w:val="FF4400"/>
+          <w:sz w:val="24"/>
+        </w:rPr>
+        <w:t>Священик:</w:t>
+      </w:r>
+      <w:r>
+        <w:rPr>
+          <w:rFonts w:ascii="Times New Roman" w:hAnsi="Times New Roman"/>
+          <w:sz w:val="24"/>
+        </w:rPr>
+        <w:t xml:space="preserve"> Мир всім.</w:t>
       </w:r>
     </w:p>
     <w:p>
@@ -6709,29 +6720,49 @@
           <w:szCs w:val="24"/>
           <w:rtl w:val="0"/>
         </w:rPr>
-        <w:t xml:space="preserve">Амінь.</w:t>
-      </w:r>
-    </w:p>
-    <w:p>
-      <w:pPr>
-        <w:spacing w:after="120" w:lineRule="auto"/>
-        <w:jc w:val="both"/>
-        <w:rPr>
-          <w:rFonts w:ascii="Times New Roman" w:cs="Times New Roman" w:eastAsia="Times New Roman" w:hAnsi="Times New Roman"/>
-          <w:sz w:val="24"/>
-          <w:szCs w:val="24"/>
-        </w:rPr>
-      </w:pPr>
-      <w:r>
-        <w:rPr>
-          <w:rFonts w:ascii="Times New Roman" w:cs="Times New Roman" w:eastAsia="Times New Roman" w:hAnsi="Times New Roman"/>
-          <w:i w:val="1"/>
-          <w:color w:val="ff0000"/>
-          <w:sz w:val="24"/>
-          <w:szCs w:val="24"/>
-          <w:rtl w:val="0"/>
-        </w:rPr>
-        <w:t xml:space="preserve">Священик:</w:t>
+        <w:t xml:space="preserve">І духові твоєму.</w:t>
+      </w:r>
+    </w:p>
+    <w:p>
+      <w:pPr>
+        <w:spacing w:after="120" w:lineRule="auto"/>
+        <w:jc w:val="both"/>
+        <w:rPr>
+          <w:rFonts w:ascii="Times New Roman" w:cs="Times New Roman" w:eastAsia="Times New Roman" w:hAnsi="Times New Roman"/>
+          <w:sz w:val="24"/>
+          <w:szCs w:val="24"/>
+        </w:rPr>
+      </w:pPr>
+      <w:r>
+        <w:rPr>
+          <w:rFonts w:ascii="Times New Roman" w:cs="Times New Roman" w:eastAsia="Times New Roman" w:hAnsi="Times New Roman"/>
+          <w:sz w:val="24"/>
+          <w:szCs w:val="24"/>
+          <w:rtl w:val="0"/>
+        </w:rPr>
+        <w:t xml:space="preserve">Голови ваші перед Господом схиліть.</w:t>
+      </w:r>
+    </w:p>
+    <w:p>
+      <w:pPr>
+        <w:spacing w:after="120" w:lineRule="auto"/>
+        <w:jc w:val="both"/>
+        <w:rPr>
+          <w:rFonts w:ascii="Times New Roman" w:cs="Times New Roman" w:eastAsia="Times New Roman" w:hAnsi="Times New Roman"/>
+          <w:sz w:val="24"/>
+          <w:szCs w:val="24"/>
+        </w:rPr>
+      </w:pPr>
+      <w:r>
+        <w:rPr>
+          <w:rFonts w:ascii="Times New Roman" w:cs="Times New Roman" w:eastAsia="Times New Roman" w:hAnsi="Times New Roman"/>
+          <w:i w:val="1"/>
+          <w:color w:val="ff0000"/>
+          <w:sz w:val="24"/>
+          <w:szCs w:val="24"/>
+          <w:rtl w:val="0"/>
+        </w:rPr>
+        <w:t xml:space="preserve">Вірні:</w:t>
       </w:r>
       <w:r>
         <w:rPr>
@@ -6750,108 +6781,6 @@
           <w:szCs w:val="24"/>
           <w:rtl w:val="0"/>
         </w:rPr>
-        <w:t xml:space="preserve">Мир всім.</w:t>
-      </w:r>
-    </w:p>
-    <w:p>
-      <w:pPr>
-        <w:spacing w:after="120" w:lineRule="auto"/>
-        <w:jc w:val="both"/>
-        <w:rPr>
-          <w:rFonts w:ascii="Times New Roman" w:cs="Times New Roman" w:eastAsia="Times New Roman" w:hAnsi="Times New Roman"/>
-          <w:sz w:val="24"/>
-          <w:szCs w:val="24"/>
-        </w:rPr>
-      </w:pPr>
-      <w:r>
-        <w:rPr>
-          <w:rFonts w:ascii="Times New Roman" w:cs="Times New Roman" w:eastAsia="Times New Roman" w:hAnsi="Times New Roman"/>
-          <w:i w:val="1"/>
-          <w:color w:val="ff0000"/>
-          <w:sz w:val="24"/>
-          <w:szCs w:val="24"/>
-          <w:rtl w:val="0"/>
-        </w:rPr>
-        <w:t xml:space="preserve">Вірні:</w:t>
-      </w:r>
-      <w:r>
-        <w:rPr>
-          <w:rFonts w:ascii="Times New Roman" w:cs="Times New Roman" w:eastAsia="Times New Roman" w:hAnsi="Times New Roman"/>
-          <w:color w:val="ff0000"/>
-          <w:sz w:val="24"/>
-          <w:szCs w:val="24"/>
-          <w:rtl w:val="0"/>
-        </w:rPr>
-        <w:t xml:space="preserve"> </w:t>
-      </w:r>
-      <w:r>
-        <w:rPr>
-          <w:rFonts w:ascii="Times New Roman" w:cs="Times New Roman" w:eastAsia="Times New Roman" w:hAnsi="Times New Roman"/>
-          <w:sz w:val="24"/>
-          <w:szCs w:val="24"/>
-          <w:rtl w:val="0"/>
-        </w:rPr>
-        <w:t xml:space="preserve">І духові твоєму.</w:t>
-      </w:r>
-    </w:p>
-    <w:p>
-      <w:pPr>
-        <w:spacing w:after="120" w:lineRule="auto"/>
-        <w:jc w:val="both"/>
-        <w:rPr>
-          <w:rFonts w:ascii="Times New Roman" w:cs="Times New Roman" w:eastAsia="Times New Roman" w:hAnsi="Times New Roman"/>
-          <w:sz w:val="24"/>
-          <w:szCs w:val="24"/>
-        </w:rPr>
-      </w:pPr>
-      <w:r>
-        <w:rPr>
-          <w:rFonts w:ascii="Times New Roman" w:cs="Times New Roman" w:eastAsia="Times New Roman" w:hAnsi="Times New Roman"/>
-          <w:sz w:val="24"/>
-          <w:szCs w:val="24"/>
-          <w:rtl w:val="0"/>
-        </w:rPr>
-        <w:t xml:space="preserve">Голови ваші перед Господом схиліть.</w:t>
-      </w:r>
-    </w:p>
-    <w:p>
-      <w:pPr>
-        <w:spacing w:after="120" w:lineRule="auto"/>
-        <w:jc w:val="both"/>
-        <w:rPr>
-          <w:rFonts w:ascii="Times New Roman" w:cs="Times New Roman" w:eastAsia="Times New Roman" w:hAnsi="Times New Roman"/>
-          <w:sz w:val="24"/>
-          <w:szCs w:val="24"/>
-        </w:rPr>
-      </w:pPr>
-      <w:r>
-        <w:rPr>
-          <w:rFonts w:ascii="Times New Roman" w:cs="Times New Roman" w:eastAsia="Times New Roman" w:hAnsi="Times New Roman"/>
-          <w:i w:val="1"/>
-          <w:color w:val="ff0000"/>
-          <w:sz w:val="24"/>
-          <w:szCs w:val="24"/>
-          <w:rtl w:val="0"/>
-        </w:rPr>
-        <w:t xml:space="preserve">Вірні:</w:t>
-      </w:r>
-      <w:r>
-        <w:rPr>
-          <w:rFonts w:ascii="Times New Roman" w:cs="Times New Roman" w:eastAsia="Times New Roman" w:hAnsi="Times New Roman"/>
-          <w:color w:val="ff0000"/>
-          <w:sz w:val="24"/>
-          <w:szCs w:val="24"/>
-          <w:rtl w:val="0"/>
-        </w:rPr>
-        <w:t xml:space="preserve"> </w:t>
-      </w:r>
-      <w:r>
-        <w:rPr>
-          <w:rFonts w:ascii="Times New Roman" w:cs="Times New Roman" w:eastAsia="Times New Roman" w:hAnsi="Times New Roman"/>
-          <w:sz w:val="24"/>
-          <w:szCs w:val="24"/>
-          <w:rtl w:val="0"/>
-        </w:rPr>
         <w:t xml:space="preserve">Тобі, Господи.</w:t>
       </w:r>
     </w:p>
@@ -6898,33 +6827,19 @@
       </w:pPr>
       <w:r>
         <w:rPr>
-          <w:rFonts w:ascii="Times New Roman" w:cs="Times New Roman" w:eastAsia="Times New Roman" w:hAnsi="Times New Roman"/>
-          <w:i w:val="1"/>
-          <w:color w:val="ff0000"/>
-          <w:sz w:val="24"/>
-          <w:szCs w:val="24"/>
-          <w:rtl w:val="0"/>
-        </w:rPr>
-        <w:t xml:space="preserve">Священик:</w:t>
-      </w:r>
-      <w:r>
-        <w:rPr>
-          <w:rFonts w:ascii="Times New Roman" w:cs="Times New Roman" w:eastAsia="Times New Roman" w:hAnsi="Times New Roman"/>
-          <w:color w:val="ff0000"/>
-          <w:sz w:val="24"/>
-          <w:szCs w:val="24"/>
-          <w:rtl w:val="0"/>
-        </w:rPr>
-        <w:t xml:space="preserve"> </w:t>
-      </w:r>
-      <w:r>
-        <w:rPr>
-          <w:rFonts w:ascii="Times New Roman" w:cs="Times New Roman" w:eastAsia="Times New Roman" w:hAnsi="Times New Roman"/>
-          <w:sz w:val="24"/>
-          <w:szCs w:val="24"/>
-          <w:rtl w:val="0"/>
-        </w:rPr>
-        <w:t xml:space="preserve">Нехай буде влада царства твого благословенна і дуже прославлена: Отця, і Сина, і Святого Духа, нині і повсякчас, і на віки віків.</w:t>
+          <w:rFonts w:ascii="Times New Roman" w:hAnsi="Times New Roman"/>
+          <w:i/>
+          <w:color w:val="FF4400"/>
+          <w:sz w:val="24"/>
+        </w:rPr>
+        <w:t>Священик:</w:t>
+      </w:r>
+      <w:r>
+        <w:rPr>
+          <w:rFonts w:ascii="Times New Roman" w:hAnsi="Times New Roman"/>
+          <w:sz w:val="24"/>
+        </w:rPr>
+        <w:t xml:space="preserve"> Нехай буде влада царства твого благословенна і дуже прославлена: Отця, і Сина, і Святого Духа, нині і повсякчас, і на віки віків.</w:t>
       </w:r>
     </w:p>
     <w:p>
@@ -7540,21 +7455,17 @@
       </w:pPr>
       <w:r>
         <w:rPr>
-          <w:rFonts w:ascii="Times New Roman" w:cs="Times New Roman" w:eastAsia="Times New Roman" w:hAnsi="Times New Roman"/>
-          <w:i w:val="1"/>
-          <w:color w:val="ff0000"/>
-          <w:sz w:val="24"/>
-          <w:szCs w:val="24"/>
-          <w:rtl w:val="0"/>
-        </w:rPr>
-        <w:t xml:space="preserve">Священик:</w:t>
-      </w:r>
-      <w:r>
-        <w:rPr>
-          <w:rFonts w:ascii="Times New Roman" w:cs="Times New Roman" w:eastAsia="Times New Roman" w:hAnsi="Times New Roman"/>
-          <w:sz w:val="24"/>
-          <w:szCs w:val="24"/>
-          <w:rtl w:val="0"/>
+          <w:rFonts w:ascii="Times New Roman" w:hAnsi="Times New Roman"/>
+          <w:i/>
+          <w:color w:val="FF4400"/>
+          <w:sz w:val="24"/>
+        </w:rPr>
+        <w:t>Священик:</w:t>
+      </w:r>
+      <w:r>
+        <w:rPr>
+          <w:rFonts w:ascii="Times New Roman" w:hAnsi="Times New Roman"/>
+          <w:sz w:val="24"/>
         </w:rPr>
         <w:t xml:space="preserve"> Бо твоє є царство, і сила, і слава, Отця, і Сина, і Святого Духа, нині і повсякчас, і на віки віків.</w:t>
       </w:r>
@@ -7646,107 +7557,72 @@
     </w:p>
     <w:p>
       <w:pPr>
-        <w:spacing w:after="120" w:lineRule="auto"/>
-        <w:jc w:val="both"/>
-        <w:rPr>
-          <w:rFonts w:ascii="Times New Roman" w:cs="Times New Roman" w:eastAsia="Times New Roman" w:hAnsi="Times New Roman"/>
-          <w:sz w:val="24"/>
-          <w:szCs w:val="24"/>
-        </w:rPr>
-      </w:pPr>
-      <w:r>
-        <w:rPr>
-          <w:rFonts w:ascii="Times New Roman" w:cs="Times New Roman" w:eastAsia="Times New Roman" w:hAnsi="Times New Roman"/>
-          <w:i w:val="1"/>
-          <w:color w:val="ff0000"/>
-          <w:sz w:val="24"/>
-          <w:szCs w:val="24"/>
-          <w:rtl w:val="0"/>
-        </w:rPr>
-        <w:t xml:space="preserve">(г. 2):</w:t>
-      </w:r>
-      <w:r>
-        <w:rPr>
-          <w:rFonts w:ascii="Times New Roman" w:cs="Times New Roman" w:eastAsia="Times New Roman" w:hAnsi="Times New Roman"/>
-          <w:sz w:val="24"/>
-          <w:szCs w:val="24"/>
-          <w:rtl w:val="0"/>
-        </w:rPr>
-        <w:t xml:space="preserve"> Коли зійшов Ти до смерти, Життя безсмертне,* тоді ад умертвив Ти блистінням божества.* Коли ж і умерлих із глибин підземних воскресив Ти,* всі сили небесні взивали:* Життєдавче, Христе Боже наш, слава Тобі.</w:t>
-      </w:r>
-    </w:p>
-    <w:p>
-      <w:pPr>
-        <w:spacing w:after="120" w:lineRule="auto"/>
-        <w:jc w:val="both"/>
-        <w:rPr>
-          <w:rFonts w:ascii="Times New Roman" w:cs="Times New Roman" w:eastAsia="Times New Roman" w:hAnsi="Times New Roman"/>
-          <w:i w:val="1"/>
-          <w:sz w:val="24"/>
-          <w:szCs w:val="24"/>
-        </w:rPr>
-      </w:pPr>
-      <w:r>
-        <w:rPr>
-          <w:rFonts w:ascii="Times New Roman" w:cs="Times New Roman" w:eastAsia="Times New Roman" w:hAnsi="Times New Roman"/>
-          <w:b w:val="1"/>
-          <w:sz w:val="24"/>
-          <w:szCs w:val="24"/>
-          <w:rtl w:val="0"/>
-        </w:rPr>
-        <w:t xml:space="preserve">Слава: </w:t>
-      </w:r>
-      <w:r>
-        <w:rPr>
-          <w:rtl w:val="0"/>
-        </w:rPr>
-      </w:r>
-    </w:p>
-    <w:p>
-      <w:pPr>
-        <w:spacing w:after="120" w:lineRule="auto"/>
-        <w:jc w:val="both"/>
-        <w:rPr>
-          <w:rFonts w:ascii="Times New Roman" w:cs="Times New Roman" w:eastAsia="Times New Roman" w:hAnsi="Times New Roman"/>
-          <w:sz w:val="24"/>
-          <w:szCs w:val="24"/>
-        </w:rPr>
-      </w:pPr>
-      <w:r>
-        <w:rPr>
-          <w:rFonts w:ascii="Times New Roman" w:cs="Times New Roman" w:eastAsia="Times New Roman" w:hAnsi="Times New Roman"/>
-          <w:b w:val="1"/>
-          <w:sz w:val="24"/>
-          <w:szCs w:val="24"/>
-          <w:rtl w:val="0"/>
-        </w:rPr>
-        <w:t xml:space="preserve">І нині:</w:t>
-      </w:r>
-      <w:r>
-        <w:rPr>
-          <w:rFonts w:ascii="Times New Roman" w:cs="Times New Roman" w:eastAsia="Times New Roman" w:hAnsi="Times New Roman"/>
-          <w:sz w:val="24"/>
-          <w:szCs w:val="24"/>
-          <w:rtl w:val="0"/>
-        </w:rPr>
-        <w:t xml:space="preserve"> </w:t>
-      </w:r>
-    </w:p>
-    <w:p>
-      <w:pPr>
-        <w:spacing w:after="120" w:lineRule="auto"/>
-        <w:jc w:val="both"/>
-        <w:rPr>
-          <w:rFonts w:ascii="Times New Roman" w:cs="Times New Roman" w:eastAsia="Times New Roman" w:hAnsi="Times New Roman"/>
-          <w:sz w:val="24"/>
-          <w:szCs w:val="24"/>
-        </w:rPr>
-      </w:pPr>
-      <w:r>
-        <w:rPr>
-          <w:rtl w:val="0"/>
-        </w:rPr>
-      </w:r>
+        <w:pStyle w:val="a"/>
+      </w:pPr>
+      <w:r>
+        <w:rPr>
+          <w:rFonts w:ascii="Times New Roman" w:hAnsi="Times New Roman"/>
+          <w:i/>
+          <w:color w:val="FF0000"/>
+          <w:sz w:val="24"/>
+        </w:rPr>
+        <w:t>Тропар (г. 2):</w:t>
+      </w:r>
+      <w:r>
+        <w:rPr>
+          <w:rFonts w:ascii="Times New Roman" w:hAnsi="Times New Roman"/>
+          <w:sz w:val="24"/>
+        </w:rPr>
+        <w:t xml:space="preserve"> Коли зійшов Ти до смерти, Життя безсмертне, * тоді ад умертвив Ти блистінням божества. * Коли ж і умерлих із глибин підземних воскресив Ти, * всі сили небесні взивали: * Життєдавче, Христе Боже наш, слава Тобі.</w:t>
+      </w:r>
+    </w:p>
+    <w:p>
+      <w:pPr>
+        <w:pStyle w:val="a"/>
+      </w:pPr>
+      <w:r>
+        <w:rPr>
+          <w:rFonts w:ascii="Times New Roman" w:hAnsi="Times New Roman"/>
+          <w:b/>
+          <w:sz w:val="24"/>
+        </w:rPr>
+        <w:t xml:space="preserve">Слава, і нині: </w:t>
+      </w:r>
+      <w:r>
+        <w:rPr>
+          <w:rFonts w:ascii="Times New Roman" w:hAnsi="Times New Roman"/>
+          <w:i/>
+          <w:color w:val="FF0000"/>
+          <w:sz w:val="24"/>
+        </w:rPr>
+        <w:t xml:space="preserve">Богородичний (г. 2): </w:t>
+      </w:r>
+      <w:r>
+        <w:rPr>
+          <w:rFonts w:ascii="Times New Roman" w:hAnsi="Times New Roman"/>
+          <w:sz w:val="24"/>
+        </w:rPr>
+        <w:t xml:space="preserve">Вищі понад розум і преславні всі твої таємниці, Богородице!* При </w:t>
+      </w:r>
+      <w:r>
+        <w:rPr>
+          <w:rFonts w:ascii="Times New Roman" w:hAnsi="Times New Roman"/>
+          <w:sz w:val="24"/>
+        </w:rPr>
+        <w:t>ненарушеній</w:t>
+      </w:r>
+      <w:r>
+        <w:rPr>
+          <w:rFonts w:ascii="Times New Roman" w:hAnsi="Times New Roman"/>
+          <w:sz w:val="24"/>
+        </w:rPr>
+        <w:t xml:space="preserve"> чистоті і збереженому дівстві* появилася ти Матір'ю пречистою,* породивши правдивого Бога.* Тож моли його, щоб спаслися душі наші.</w:t>
+      </w:r>
+    </w:p>
+    <w:p>
+      <w:pPr>
+        <w:pStyle w:val="a"/>
+      </w:pPr>
     </w:p>
     <w:p>
       <w:pPr>
@@ -7844,14 +7720,41 @@
       </w:pPr>
       <w:r>
         <w:rPr>
-          <w:rFonts w:ascii="Times New Roman" w:cs="Times New Roman" w:eastAsia="Times New Roman" w:hAnsi="Times New Roman"/>
-          <w:i w:val="1"/>
-          <w:color w:val="ff0000"/>
-          <w:sz w:val="24"/>
-          <w:szCs w:val="24"/>
-          <w:rtl w:val="0"/>
-        </w:rPr>
-        <w:t xml:space="preserve">Священик:</w:t>
+          <w:rFonts w:ascii="Times New Roman" w:hAnsi="Times New Roman"/>
+          <w:i/>
+          <w:color w:val="FF4400"/>
+          <w:sz w:val="24"/>
+        </w:rPr>
+        <w:t>Священик:</w:t>
+      </w:r>
+      <w:r>
+        <w:rPr>
+          <w:rFonts w:ascii="Times New Roman" w:hAnsi="Times New Roman"/>
+          <w:sz w:val="24"/>
+        </w:rPr>
+        <w:t xml:space="preserve"> Благословенний Христос, Бог наш, завжди, нині і повсякчас, і на віки віків.</w:t>
+      </w:r>
+    </w:p>
+    <w:p>
+      <w:pPr>
+        <w:spacing w:after="120" w:lineRule="auto"/>
+        <w:jc w:val="both"/>
+        <w:rPr>
+          <w:rFonts w:ascii="Times New Roman" w:cs="Times New Roman" w:eastAsia="Times New Roman" w:hAnsi="Times New Roman"/>
+          <w:sz w:val="24"/>
+          <w:szCs w:val="24"/>
+        </w:rPr>
+      </w:pPr>
+      <w:r>
+        <w:rPr>
+          <w:rFonts w:ascii="Times New Roman" w:cs="Times New Roman" w:eastAsia="Times New Roman" w:hAnsi="Times New Roman"/>
+          <w:i w:val="1"/>
+          <w:color w:val="ff0000"/>
+          <w:sz w:val="24"/>
+          <w:szCs w:val="24"/>
+          <w:rtl w:val="0"/>
+        </w:rPr>
+        <w:t xml:space="preserve">Вірні:</w:t>
       </w:r>
       <w:r>
         <w:rPr>
@@ -7870,7 +7773,34 @@
           <w:szCs w:val="24"/>
           <w:rtl w:val="0"/>
         </w:rPr>
-        <w:t xml:space="preserve">Благословенний Христос, Бог наш, завжди, нині і повсякчас, і на віки віків.</w:t>
+        <w:t xml:space="preserve">Амінь. Утверди, Боже, святу православну віру на віки віків.</w:t>
+      </w:r>
+    </w:p>
+    <w:p>
+      <w:pPr>
+        <w:spacing w:after="120" w:lineRule="auto"/>
+        <w:jc w:val="both"/>
+        <w:rPr>
+          <w:rFonts w:ascii="Times New Roman" w:cs="Times New Roman" w:eastAsia="Times New Roman" w:hAnsi="Times New Roman"/>
+          <w:sz w:val="24"/>
+          <w:szCs w:val="24"/>
+        </w:rPr>
+      </w:pPr>
+      <w:r>
+        <w:rPr>
+          <w:rFonts w:ascii="Times New Roman" w:hAnsi="Times New Roman"/>
+          <w:i/>
+          <w:color w:val="FF4400"/>
+          <w:sz w:val="24"/>
+        </w:rPr>
+        <w:t>Священик:</w:t>
+      </w:r>
+      <w:r>
+        <w:rPr>
+          <w:rFonts w:ascii="Times New Roman" w:hAnsi="Times New Roman"/>
+          <w:sz w:val="24"/>
+        </w:rPr>
+        <w:t xml:space="preserve"> Пресвята Богородице, спаси нас.</w:t>
       </w:r>
     </w:p>
     <w:p>
@@ -7897,62 +7827,38 @@
       <w:r>
         <w:rPr>
           <w:rFonts w:ascii="Times New Roman" w:cs="Times New Roman" w:eastAsia="Times New Roman" w:hAnsi="Times New Roman"/>
-          <w:color w:val="ff0000"/>
-          <w:sz w:val="24"/>
-          <w:szCs w:val="24"/>
-          <w:rtl w:val="0"/>
-        </w:rPr>
-        <w:t xml:space="preserve"> </w:t>
-      </w:r>
-      <w:r>
-        <w:rPr>
-          <w:rFonts w:ascii="Times New Roman" w:cs="Times New Roman" w:eastAsia="Times New Roman" w:hAnsi="Times New Roman"/>
-          <w:sz w:val="24"/>
-          <w:szCs w:val="24"/>
-          <w:rtl w:val="0"/>
-        </w:rPr>
-        <w:t xml:space="preserve">Амінь. Утверди, Боже, святу православну віру на віки віків.</w:t>
-      </w:r>
-    </w:p>
-    <w:p>
-      <w:pPr>
-        <w:spacing w:after="120" w:lineRule="auto"/>
-        <w:jc w:val="both"/>
-        <w:rPr>
-          <w:rFonts w:ascii="Times New Roman" w:cs="Times New Roman" w:eastAsia="Times New Roman" w:hAnsi="Times New Roman"/>
-          <w:sz w:val="24"/>
-          <w:szCs w:val="24"/>
-        </w:rPr>
-      </w:pPr>
-      <w:r>
-        <w:rPr>
-          <w:rFonts w:ascii="Times New Roman" w:cs="Times New Roman" w:eastAsia="Times New Roman" w:hAnsi="Times New Roman"/>
-          <w:i w:val="1"/>
-          <w:color w:val="ff0000"/>
-          <w:sz w:val="24"/>
-          <w:szCs w:val="24"/>
-          <w:rtl w:val="0"/>
-        </w:rPr>
-        <w:t xml:space="preserve">Священик:</w:t>
-      </w:r>
-      <w:r>
-        <w:rPr>
-          <w:rFonts w:ascii="Times New Roman" w:cs="Times New Roman" w:eastAsia="Times New Roman" w:hAnsi="Times New Roman"/>
-          <w:color w:val="ff0000"/>
-          <w:sz w:val="24"/>
-          <w:szCs w:val="24"/>
-          <w:rtl w:val="0"/>
-        </w:rPr>
-        <w:t xml:space="preserve"> </w:t>
-      </w:r>
-      <w:r>
-        <w:rPr>
-          <w:rFonts w:ascii="Times New Roman" w:cs="Times New Roman" w:eastAsia="Times New Roman" w:hAnsi="Times New Roman"/>
-          <w:sz w:val="24"/>
-          <w:szCs w:val="24"/>
-          <w:rtl w:val="0"/>
-        </w:rPr>
-        <w:t xml:space="preserve">Пресвята Богородице, спаси нас.</w:t>
+          <w:sz w:val="24"/>
+          <w:szCs w:val="24"/>
+          <w:rtl w:val="0"/>
+        </w:rPr>
+        <w:t xml:space="preserve"> Чеснішу від херувимів і незрівнянно славнішу від серафимів, що без зотління Бога Слово породила, сущу Богородицю, тебе величаємо.</w:t>
+      </w:r>
+    </w:p>
+    <w:p>
+      <w:pPr>
+        <w:spacing w:after="120" w:lineRule="auto"/>
+        <w:jc w:val="both"/>
+        <w:rPr>
+          <w:rFonts w:ascii="Times New Roman" w:cs="Times New Roman" w:eastAsia="Times New Roman" w:hAnsi="Times New Roman"/>
+          <w:sz w:val="24"/>
+          <w:szCs w:val="24"/>
+        </w:rPr>
+      </w:pPr>
+      <w:r>
+        <w:rPr>
+          <w:rFonts w:ascii="Times New Roman" w:hAnsi="Times New Roman"/>
+          <w:i/>
+          <w:color w:val="FF4400"/>
+          <w:sz w:val="24"/>
+        </w:rPr>
+        <w:t>Священик:</w:t>
+      </w:r>
+      <w:r>
+        <w:rPr>
+          <w:rFonts w:ascii="Times New Roman" w:hAnsi="Times New Roman"/>
+          <w:sz w:val="24"/>
+        </w:rPr>
+        <w:t xml:space="preserve"> Слава тобі, Христе Боже, надіє наша, слава тобі!</w:t>
       </w:r>
     </w:p>
     <w:p>
@@ -7983,78 +7889,6 @@
           <w:szCs w:val="24"/>
           <w:rtl w:val="0"/>
         </w:rPr>
-        <w:t xml:space="preserve"> Чеснішу від херувимів і незрівнянно славнішу від серафимів, що без зотління Бога Слово породила, сущу Богородицю, тебе величаємо.</w:t>
-      </w:r>
-    </w:p>
-    <w:p>
-      <w:pPr>
-        <w:spacing w:after="120" w:lineRule="auto"/>
-        <w:jc w:val="both"/>
-        <w:rPr>
-          <w:rFonts w:ascii="Times New Roman" w:cs="Times New Roman" w:eastAsia="Times New Roman" w:hAnsi="Times New Roman"/>
-          <w:sz w:val="24"/>
-          <w:szCs w:val="24"/>
-        </w:rPr>
-      </w:pPr>
-      <w:r>
-        <w:rPr>
-          <w:rFonts w:ascii="Times New Roman" w:cs="Times New Roman" w:eastAsia="Times New Roman" w:hAnsi="Times New Roman"/>
-          <w:i w:val="1"/>
-          <w:color w:val="ff0000"/>
-          <w:sz w:val="24"/>
-          <w:szCs w:val="24"/>
-          <w:rtl w:val="0"/>
-        </w:rPr>
-        <w:t xml:space="preserve">Священик:</w:t>
-      </w:r>
-      <w:r>
-        <w:rPr>
-          <w:rFonts w:ascii="Times New Roman" w:cs="Times New Roman" w:eastAsia="Times New Roman" w:hAnsi="Times New Roman"/>
-          <w:color w:val="ff0000"/>
-          <w:sz w:val="24"/>
-          <w:szCs w:val="24"/>
-          <w:rtl w:val="0"/>
-        </w:rPr>
-        <w:t xml:space="preserve"> </w:t>
-      </w:r>
-      <w:r>
-        <w:rPr>
-          <w:rFonts w:ascii="Times New Roman" w:cs="Times New Roman" w:eastAsia="Times New Roman" w:hAnsi="Times New Roman"/>
-          <w:sz w:val="24"/>
-          <w:szCs w:val="24"/>
-          <w:rtl w:val="0"/>
-        </w:rPr>
-        <w:t xml:space="preserve">Слава тобі, Христе Боже, надіє наша, слава тобі!</w:t>
-      </w:r>
-    </w:p>
-    <w:p>
-      <w:pPr>
-        <w:spacing w:after="120" w:lineRule="auto"/>
-        <w:jc w:val="both"/>
-        <w:rPr>
-          <w:rFonts w:ascii="Times New Roman" w:cs="Times New Roman" w:eastAsia="Times New Roman" w:hAnsi="Times New Roman"/>
-          <w:sz w:val="24"/>
-          <w:szCs w:val="24"/>
-        </w:rPr>
-      </w:pPr>
-      <w:r>
-        <w:rPr>
-          <w:rFonts w:ascii="Times New Roman" w:cs="Times New Roman" w:eastAsia="Times New Roman" w:hAnsi="Times New Roman"/>
-          <w:i w:val="1"/>
-          <w:color w:val="ff0000"/>
-          <w:sz w:val="24"/>
-          <w:szCs w:val="24"/>
-          <w:rtl w:val="0"/>
-        </w:rPr>
-        <w:t xml:space="preserve">Вірні:</w:t>
-      </w:r>
-      <w:r>
-        <w:rPr>
-          <w:rFonts w:ascii="Times New Roman" w:cs="Times New Roman" w:eastAsia="Times New Roman" w:hAnsi="Times New Roman"/>
-          <w:sz w:val="24"/>
-          <w:szCs w:val="24"/>
-          <w:rtl w:val="0"/>
-        </w:rPr>
         <w:t xml:space="preserve"> Слава Отцю і Сину, і Святому Духові, і нині і повсякчас, і на віки віків. Амінь. Господи, помилуй </w:t>
       </w:r>
       <w:r>
@@ -8089,54 +7923,37 @@
       </w:r>
     </w:p>
     <w:p>
-      <w:pPr>
-        <w:spacing w:after="120" w:lineRule="auto"/>
-        <w:jc w:val="both"/>
-        <w:rPr>
-          <w:rFonts w:ascii="Times New Roman" w:cs="Times New Roman" w:eastAsia="Times New Roman" w:hAnsi="Times New Roman"/>
-          <w:sz w:val="24"/>
-          <w:szCs w:val="24"/>
-        </w:rPr>
-      </w:pPr>
-      <w:r>
-        <w:rPr>
-          <w:rFonts w:ascii="Times New Roman" w:cs="Times New Roman" w:eastAsia="Times New Roman" w:hAnsi="Times New Roman"/>
-          <w:i w:val="1"/>
-          <w:color w:val="ff0000"/>
-          <w:sz w:val="24"/>
-          <w:szCs w:val="24"/>
-          <w:rtl w:val="0"/>
-        </w:rPr>
-        <w:t xml:space="preserve">Священик:</w:t>
-      </w:r>
-      <w:r>
-        <w:rPr>
-          <w:rFonts w:ascii="Times New Roman" w:cs="Times New Roman" w:eastAsia="Times New Roman" w:hAnsi="Times New Roman"/>
-          <w:sz w:val="24"/>
-          <w:szCs w:val="24"/>
-          <w:rtl w:val="0"/>
-        </w:rPr>
-        <w:t xml:space="preserve"> Христос, що воскрес із мертвих, істинний Бог наш, молитвами пречистої своєї Матері, святих, славних і всехвальних апостолів, і святого </w:t>
-      </w:r>
-      <w:r>
-        <w:rPr>
-          <w:rFonts w:ascii="Times New Roman" w:cs="Times New Roman" w:eastAsia="Times New Roman" w:hAnsi="Times New Roman"/>
-          <w:i w:val="1"/>
-          <w:color w:val="ff0000"/>
-          <w:sz w:val="24"/>
-          <w:szCs w:val="24"/>
-          <w:rtl w:val="0"/>
-        </w:rPr>
-        <w:t xml:space="preserve">(ім'я, якого є храм)</w:t>
-      </w:r>
-      <w:r>
-        <w:rPr>
-          <w:rFonts w:ascii="Times New Roman" w:cs="Times New Roman" w:eastAsia="Times New Roman" w:hAnsi="Times New Roman"/>
-          <w:sz w:val="24"/>
-          <w:szCs w:val="24"/>
-          <w:rtl w:val="0"/>
-        </w:rPr>
-        <w:t xml:space="preserve">, і святого …, і всіх святих, помилує і спасе нас, як благий і чоловіколюбець.</w:t>
+      <w:r>
+        <w:rPr>
+          <w:rFonts w:ascii="Times New Roman" w:hAnsi="Times New Roman"/>
+          <w:i/>
+          <w:color w:val="FF4400"/>
+          <w:sz w:val="24"/>
+        </w:rPr>
+        <w:t>Священик:</w:t>
+      </w:r>
+      <w:r>
+        <w:rPr>
+          <w:rFonts w:ascii="Times New Roman" w:hAnsi="Times New Roman"/>
+          <w:sz w:val="24"/>
+        </w:rPr>
+        <w:t xml:space="preserve"> Христос, що воскрес із мертвих, істинний Бог наш, молитвами пречистої своєї Матері, святих, славних і всехвальних апостолів, святого, </w:t>
+      </w:r>
+      <w:r>
+        <w:rPr>
+          <w:rFonts w:ascii="Times New Roman" w:hAnsi="Times New Roman"/>
+          <w:i/>
+          <w:color w:val="FF4400"/>
+          <w:sz w:val="24"/>
+        </w:rPr>
+        <w:t>якого є храм</w:t>
+      </w:r>
+      <w:r>
+        <w:rPr>
+          <w:rFonts w:ascii="Times New Roman" w:hAnsi="Times New Roman"/>
+          <w:sz w:val="24"/>
+        </w:rPr>
+        <w:t>, преподобного отця нашого Іпатія, єпископа Гангренського і всіх святих, помилує і спасе нас, як благий і чоловіколюбець.</w:t>
       </w:r>
     </w:p>
     <w:p>
@@ -8326,33 +8143,19 @@
       </w:pPr>
       <w:r>
         <w:rPr>
-          <w:rFonts w:ascii="Times New Roman" w:cs="Times New Roman" w:eastAsia="Times New Roman" w:hAnsi="Times New Roman"/>
-          <w:i w:val="1"/>
-          <w:color w:val="ff0000"/>
-          <w:sz w:val="24"/>
-          <w:szCs w:val="24"/>
-          <w:rtl w:val="0"/>
-        </w:rPr>
-        <w:t xml:space="preserve">Священик</w:t>
-      </w:r>
-      <w:r>
-        <w:rPr>
-          <w:rFonts w:ascii="Times New Roman" w:cs="Times New Roman" w:eastAsia="Times New Roman" w:hAnsi="Times New Roman"/>
-          <w:color w:val="ff0000"/>
-          <w:sz w:val="24"/>
-          <w:szCs w:val="24"/>
-          <w:rtl w:val="0"/>
-        </w:rPr>
-        <w:t xml:space="preserve">: </w:t>
-      </w:r>
-      <w:r>
-        <w:rPr>
-          <w:rFonts w:ascii="Times New Roman" w:cs="Times New Roman" w:eastAsia="Times New Roman" w:hAnsi="Times New Roman"/>
-          <w:sz w:val="24"/>
-          <w:szCs w:val="24"/>
-          <w:rtl w:val="0"/>
-        </w:rPr>
-        <w:t xml:space="preserve">Слава святій, одноістотній, животворящій і нероздільній Тройці, завжди, нині і повсякчас, і на віки віків.</w:t>
+          <w:rFonts w:ascii="Times New Roman" w:hAnsi="Times New Roman"/>
+          <w:i/>
+          <w:color w:val="FF4400"/>
+          <w:sz w:val="24"/>
+        </w:rPr>
+        <w:t>Священик:</w:t>
+      </w:r>
+      <w:r>
+        <w:rPr>
+          <w:rFonts w:ascii="Times New Roman" w:hAnsi="Times New Roman"/>
+          <w:sz w:val="24"/>
+        </w:rPr>
+        <w:t xml:space="preserve"> Слава святій, одноістотній, животворящій і нероздільній Тройці, завжди, нині і повсякчас, і на віки віків.</w:t>
       </w:r>
     </w:p>
     <w:p>
@@ -12097,21 +11900,17 @@
       </w:pPr>
       <w:r>
         <w:rPr>
-          <w:rFonts w:ascii="Times New Roman" w:cs="Times New Roman" w:eastAsia="Times New Roman" w:hAnsi="Times New Roman"/>
-          <w:i w:val="1"/>
-          <w:color w:val="ff0000"/>
-          <w:sz w:val="24"/>
-          <w:szCs w:val="24"/>
-          <w:rtl w:val="0"/>
-        </w:rPr>
-        <w:t xml:space="preserve">Священик:</w:t>
-      </w:r>
-      <w:r>
-        <w:rPr>
-          <w:rFonts w:ascii="Times New Roman" w:cs="Times New Roman" w:eastAsia="Times New Roman" w:hAnsi="Times New Roman"/>
-          <w:sz w:val="24"/>
-          <w:szCs w:val="24"/>
-          <w:rtl w:val="0"/>
+          <w:rFonts w:ascii="Times New Roman" w:hAnsi="Times New Roman"/>
+          <w:i/>
+          <w:color w:val="FF4400"/>
+          <w:sz w:val="24"/>
+        </w:rPr>
+        <w:t>Священик:</w:t>
+      </w:r>
+      <w:r>
+        <w:rPr>
+          <w:rFonts w:ascii="Times New Roman" w:hAnsi="Times New Roman"/>
+          <w:sz w:val="24"/>
         </w:rPr>
         <w:t xml:space="preserve"> Бо тобі належить усяка слава, честь і поклоніння, Отцю, і Сину, і Святому Духові, нині і повсякчас, і на віки віків.</w:t>
       </w:r>
@@ -12457,194 +12256,72 @@
     </w:p>
     <w:p>
       <w:pPr>
-        <w:spacing w:after="120" w:lineRule="auto"/>
-        <w:jc w:val="both"/>
-        <w:rPr>
-          <w:rFonts w:ascii="Times New Roman" w:cs="Times New Roman" w:eastAsia="Times New Roman" w:hAnsi="Times New Roman"/>
-          <w:sz w:val="24"/>
-          <w:szCs w:val="24"/>
-        </w:rPr>
-      </w:pPr>
-      <w:r>
-        <w:rPr>
-          <w:rFonts w:ascii="Times New Roman" w:cs="Times New Roman" w:eastAsia="Times New Roman" w:hAnsi="Times New Roman"/>
-          <w:i w:val="1"/>
-          <w:color w:val="ff0000"/>
-          <w:sz w:val="24"/>
-          <w:szCs w:val="24"/>
-          <w:rtl w:val="0"/>
-        </w:rPr>
-        <w:t xml:space="preserve">(г. 2):</w:t>
-      </w:r>
-      <w:r>
-        <w:rPr>
-          <w:rFonts w:ascii="Times New Roman" w:cs="Times New Roman" w:eastAsia="Times New Roman" w:hAnsi="Times New Roman"/>
-          <w:sz w:val="24"/>
-          <w:szCs w:val="24"/>
-          <w:rtl w:val="0"/>
-        </w:rPr>
-        <w:t xml:space="preserve"> Коли зійшов Ти до смерти, Життя безсмертне,* тоді ад умертвив Ти блистінням божества.* Коли ж і умерлих із глибин підземних воскресив Ти,* всі сили небесні взивали:* Життєдавче, Христе Боже наш, слава Тобі. </w:t>
-      </w:r>
-      <w:r>
-        <w:rPr>
-          <w:rFonts w:ascii="Times New Roman" w:cs="Times New Roman" w:eastAsia="Times New Roman" w:hAnsi="Times New Roman"/>
-          <w:i w:val="1"/>
-          <w:color w:val="ff0000"/>
-          <w:sz w:val="24"/>
-          <w:szCs w:val="24"/>
-          <w:rtl w:val="0"/>
-        </w:rPr>
-        <w:t xml:space="preserve">(2 р.)</w:t>
-      </w:r>
-      <w:r>
-        <w:rPr>
-          <w:rtl w:val="0"/>
-        </w:rPr>
-      </w:r>
-    </w:p>
-    <w:p>
-      <w:pPr>
-        <w:spacing w:after="120" w:lineRule="auto"/>
-        <w:jc w:val="both"/>
-        <w:rPr>
-          <w:rFonts w:ascii="Times New Roman" w:cs="Times New Roman" w:eastAsia="Times New Roman" w:hAnsi="Times New Roman"/>
-          <w:b w:val="1"/>
-          <w:sz w:val="24"/>
-          <w:szCs w:val="24"/>
-        </w:rPr>
-      </w:pPr>
-      <w:r>
-        <w:rPr>
-          <w:rtl w:val="0"/>
-        </w:rPr>
-      </w:r>
-    </w:p>
-    <w:p>
-      <w:pPr>
-        <w:spacing w:after="120" w:lineRule="auto"/>
-        <w:jc w:val="both"/>
-        <w:rPr>
-          <w:rFonts w:ascii="Times New Roman" w:cs="Times New Roman" w:eastAsia="Times New Roman" w:hAnsi="Times New Roman"/>
-          <w:b w:val="1"/>
-          <w:sz w:val="24"/>
-          <w:szCs w:val="24"/>
-        </w:rPr>
-      </w:pPr>
-      <w:r>
-        <w:rPr>
-          <w:rFonts w:ascii="Times New Roman" w:cs="Times New Roman" w:eastAsia="Times New Roman" w:hAnsi="Times New Roman"/>
-          <w:b w:val="1"/>
-          <w:sz w:val="24"/>
-          <w:szCs w:val="24"/>
-          <w:rtl w:val="0"/>
-        </w:rPr>
-        <w:t xml:space="preserve">Слава: </w:t>
-      </w:r>
-    </w:p>
-    <w:p>
-      <w:pPr>
-        <w:spacing w:after="120" w:lineRule="auto"/>
-        <w:jc w:val="both"/>
-        <w:rPr>
-          <w:rFonts w:ascii="Times New Roman" w:cs="Times New Roman" w:eastAsia="Times New Roman" w:hAnsi="Times New Roman"/>
-          <w:b w:val="1"/>
-          <w:sz w:val="24"/>
-          <w:szCs w:val="24"/>
-        </w:rPr>
-      </w:pPr>
-      <w:r>
-        <w:rPr>
-          <w:rtl w:val="0"/>
-        </w:rPr>
-      </w:r>
-    </w:p>
-    <w:p>
-      <w:pPr>
-        <w:spacing w:after="120" w:lineRule="auto"/>
-        <w:jc w:val="both"/>
-        <w:rPr>
-          <w:rFonts w:ascii="Times New Roman" w:cs="Times New Roman" w:eastAsia="Times New Roman" w:hAnsi="Times New Roman"/>
-          <w:sz w:val="24"/>
-          <w:szCs w:val="24"/>
-        </w:rPr>
-      </w:pPr>
-      <w:r>
-        <w:rPr>
-          <w:rFonts w:ascii="Times New Roman" w:cs="Times New Roman" w:eastAsia="Times New Roman" w:hAnsi="Times New Roman"/>
-          <w:b w:val="1"/>
-          <w:sz w:val="24"/>
-          <w:szCs w:val="24"/>
-          <w:rtl w:val="0"/>
-        </w:rPr>
-        <w:t xml:space="preserve">І нині:</w:t>
-      </w:r>
-      <w:r>
-        <w:rPr>
-          <w:rFonts w:ascii="Times New Roman" w:cs="Times New Roman" w:eastAsia="Times New Roman" w:hAnsi="Times New Roman"/>
-          <w:sz w:val="24"/>
-          <w:szCs w:val="24"/>
-          <w:rtl w:val="0"/>
-        </w:rPr>
-        <w:t xml:space="preserve"> </w:t>
-      </w:r>
-    </w:p>
-    <w:p>
-      <w:pPr>
-        <w:spacing w:after="120" w:lineRule="auto"/>
-        <w:jc w:val="both"/>
-        <w:rPr>
-          <w:rFonts w:ascii="Times New Roman" w:cs="Times New Roman" w:eastAsia="Times New Roman" w:hAnsi="Times New Roman"/>
-          <w:sz w:val="24"/>
-          <w:szCs w:val="24"/>
-        </w:rPr>
-      </w:pPr>
-      <w:r>
-        <w:rPr>
-          <w:rtl w:val="0"/>
-        </w:rPr>
-      </w:r>
-    </w:p>
-    <w:p>
-      <w:pPr>
-        <w:spacing w:after="120" w:lineRule="auto"/>
-        <w:jc w:val="both"/>
-        <w:rPr>
-          <w:rFonts w:ascii="Times New Roman" w:cs="Times New Roman" w:eastAsia="Times New Roman" w:hAnsi="Times New Roman"/>
-          <w:i w:val="1"/>
-          <w:color w:val="ff0000"/>
-          <w:sz w:val="24"/>
-          <w:szCs w:val="24"/>
-        </w:rPr>
-      </w:pPr>
-      <w:r>
-        <w:rPr>
-          <w:rFonts w:ascii="Times New Roman" w:cs="Times New Roman" w:eastAsia="Times New Roman" w:hAnsi="Times New Roman"/>
-          <w:i w:val="1"/>
-          <w:color w:val="ff0000"/>
-          <w:sz w:val="24"/>
-          <w:szCs w:val="24"/>
-          <w:rtl w:val="0"/>
-        </w:rPr>
-        <w:t xml:space="preserve">По тропарях читає читець чергову катизму, після якої диякон перед св. дверми виголошує:</w:t>
-      </w:r>
-    </w:p>
-    <w:p>
-      <w:pPr>
-        <w:spacing w:after="120" w:lineRule="auto"/>
-        <w:jc w:val="both"/>
-        <w:rPr>
-          <w:rFonts w:ascii="Times New Roman" w:cs="Times New Roman" w:eastAsia="Times New Roman" w:hAnsi="Times New Roman"/>
-          <w:i w:val="1"/>
-          <w:color w:val="000000"/>
-          <w:sz w:val="24"/>
-          <w:szCs w:val="24"/>
-        </w:rPr>
-      </w:pPr>
-      <w:r>
-        <w:rPr>
-          <w:rtl w:val="0"/>
-        </w:rPr>
-      </w:r>
+        <w:pStyle w:val="a"/>
+      </w:pPr>
+      <w:r>
+        <w:rPr>
+          <w:rFonts w:ascii="Times New Roman" w:hAnsi="Times New Roman"/>
+          <w:i/>
+          <w:color w:val="FF0000"/>
+          <w:sz w:val="24"/>
+        </w:rPr>
+        <w:t>Тропар (г. 2):</w:t>
+      </w:r>
+      <w:r>
+        <w:rPr>
+          <w:rFonts w:ascii="Times New Roman" w:hAnsi="Times New Roman"/>
+          <w:sz w:val="24"/>
+        </w:rPr>
+        <w:t xml:space="preserve"> Коли зійшов Ти до смерти, Життя безсмертне, * тоді ад умертвив Ти блистінням божества. * Коли ж і умерлих із глибин підземних воскресив Ти, * всі сили небесні взивали: * Життєдавче, Христе Боже наш, слава Тобі.</w:t>
+      </w:r>
+    </w:p>
+    <w:p>
+      <w:pPr>
+        <w:pStyle w:val="a"/>
+      </w:pPr>
+      <w:r>
+        <w:rPr>
+          <w:rFonts w:ascii="Times New Roman" w:hAnsi="Times New Roman"/>
+          <w:b/>
+          <w:sz w:val="24"/>
+        </w:rPr>
+        <w:t xml:space="preserve">Слава, і нині: </w:t>
+      </w:r>
+      <w:r>
+        <w:rPr>
+          <w:rFonts w:ascii="Times New Roman" w:hAnsi="Times New Roman"/>
+          <w:i/>
+          <w:color w:val="FF0000"/>
+          <w:sz w:val="24"/>
+        </w:rPr>
+        <w:t xml:space="preserve">Богородичний (г. 2): </w:t>
+      </w:r>
+      <w:r>
+        <w:rPr>
+          <w:rFonts w:ascii="Times New Roman" w:hAnsi="Times New Roman"/>
+          <w:sz w:val="24"/>
+        </w:rPr>
+        <w:t xml:space="preserve">Вищі понад розум і преславні всі твої таємниці, Богородице!* При </w:t>
+      </w:r>
+      <w:r>
+        <w:rPr>
+          <w:rFonts w:ascii="Times New Roman" w:hAnsi="Times New Roman"/>
+          <w:sz w:val="24"/>
+        </w:rPr>
+        <w:t>ненарушеній</w:t>
+      </w:r>
+      <w:r>
+        <w:rPr>
+          <w:rFonts w:ascii="Times New Roman" w:hAnsi="Times New Roman"/>
+          <w:sz w:val="24"/>
+        </w:rPr>
+        <w:t xml:space="preserve"> чистоті і збереженому дівстві* появилася ти Матір'ю пречистою,* породивши правдивого Бога.* Тож моли його, щоб спаслися душі наші.</w:t>
+      </w:r>
+    </w:p>
+    <w:p>
+      <w:pPr>
+        <w:pStyle w:val="a"/>
+      </w:pPr>
     </w:p>
     <w:p>
       <w:pPr>
@@ -12910,33 +12587,19 @@
       </w:pPr>
       <w:r>
         <w:rPr>
-          <w:rFonts w:ascii="Times New Roman" w:cs="Times New Roman" w:eastAsia="Times New Roman" w:hAnsi="Times New Roman"/>
-          <w:i w:val="1"/>
-          <w:color w:val="ff0000"/>
-          <w:sz w:val="24"/>
-          <w:szCs w:val="24"/>
-          <w:rtl w:val="0"/>
-        </w:rPr>
-        <w:t xml:space="preserve">Священик: </w:t>
-      </w:r>
-      <w:r>
-        <w:rPr>
-          <w:rFonts w:ascii="Times New Roman" w:cs="Times New Roman" w:eastAsia="Times New Roman" w:hAnsi="Times New Roman"/>
-          <w:color w:val="000000"/>
-          <w:sz w:val="24"/>
-          <w:szCs w:val="24"/>
-          <w:rtl w:val="0"/>
-        </w:rPr>
-        <w:t xml:space="preserve">Бо Твоя влада і Твоє єсть царство і сила, і слава Отця, і Сина, і Святого Духа</w:t>
-      </w:r>
-      <w:r>
-        <w:rPr>
-          <w:rFonts w:ascii="Times New Roman" w:cs="Times New Roman" w:eastAsia="Times New Roman" w:hAnsi="Times New Roman"/>
-          <w:sz w:val="24"/>
-          <w:szCs w:val="24"/>
-          <w:rtl w:val="0"/>
-        </w:rPr>
-        <w:t xml:space="preserve">, нині і повсякчас, і на віки віків.</w:t>
+          <w:rFonts w:ascii="Times New Roman" w:hAnsi="Times New Roman"/>
+          <w:i/>
+          <w:color w:val="FF4400"/>
+          <w:sz w:val="24"/>
+        </w:rPr>
+        <w:t>Священик:</w:t>
+      </w:r>
+      <w:r>
+        <w:rPr>
+          <w:rFonts w:ascii="Times New Roman" w:hAnsi="Times New Roman"/>
+          <w:sz w:val="24"/>
+        </w:rPr>
+        <w:t xml:space="preserve"> Бо Твоя влада і Твоє єсть царство і сила, і слава Отця, і Сина, і Святого Духа, нині і повсякчас, і на віки віків.</w:t>
       </w:r>
     </w:p>
     <w:p>
@@ -13404,33 +13067,19 @@
       </w:pPr>
       <w:r>
         <w:rPr>
-          <w:rFonts w:ascii="Times New Roman" w:cs="Times New Roman" w:eastAsia="Times New Roman" w:hAnsi="Times New Roman"/>
-          <w:i w:val="1"/>
-          <w:color w:val="ff0000"/>
-          <w:sz w:val="24"/>
-          <w:szCs w:val="24"/>
-          <w:rtl w:val="0"/>
-        </w:rPr>
-        <w:t xml:space="preserve">Священик: </w:t>
-      </w:r>
-      <w:r>
-        <w:rPr>
-          <w:rFonts w:ascii="Times New Roman" w:cs="Times New Roman" w:eastAsia="Times New Roman" w:hAnsi="Times New Roman"/>
-          <w:color w:val="000000"/>
-          <w:sz w:val="24"/>
-          <w:szCs w:val="24"/>
-          <w:rtl w:val="0"/>
-        </w:rPr>
-        <w:t xml:space="preserve">Бо Ти благий і Чоловіколюбець Бог єси і Тобі славу возсилаємо Отцю, і Сину, і Святому Духові</w:t>
-      </w:r>
-      <w:r>
-        <w:rPr>
-          <w:rFonts w:ascii="Times New Roman" w:cs="Times New Roman" w:eastAsia="Times New Roman" w:hAnsi="Times New Roman"/>
-          <w:sz w:val="24"/>
-          <w:szCs w:val="24"/>
-          <w:rtl w:val="0"/>
-        </w:rPr>
-        <w:t xml:space="preserve">, нині і повсякчас, і на віки віків.</w:t>
+          <w:rFonts w:ascii="Times New Roman" w:hAnsi="Times New Roman"/>
+          <w:i/>
+          <w:color w:val="FF4400"/>
+          <w:sz w:val="24"/>
+        </w:rPr>
+        <w:t>Священик:</w:t>
+      </w:r>
+      <w:r>
+        <w:rPr>
+          <w:rFonts w:ascii="Times New Roman" w:hAnsi="Times New Roman"/>
+          <w:sz w:val="24"/>
+        </w:rPr>
+        <w:t xml:space="preserve"> Бо Ти благий і Чоловіколюбець Бог єси і Тобі славу возсилаємо Отцю, і Сину, і Святому Духові, нині і повсякчас, і на віки віків.</w:t>
       </w:r>
     </w:p>
     <w:p>
@@ -14754,33 +14403,19 @@
       </w:pPr>
       <w:r>
         <w:rPr>
-          <w:rFonts w:ascii="Times New Roman" w:cs="Times New Roman" w:eastAsia="Times New Roman" w:hAnsi="Times New Roman"/>
-          <w:i w:val="1"/>
-          <w:color w:val="ff0000"/>
-          <w:sz w:val="24"/>
-          <w:szCs w:val="24"/>
-          <w:rtl w:val="0"/>
-        </w:rPr>
-        <w:t xml:space="preserve">Священик: </w:t>
-      </w:r>
-      <w:r>
-        <w:rPr>
-          <w:rFonts w:ascii="Times New Roman" w:cs="Times New Roman" w:eastAsia="Times New Roman" w:hAnsi="Times New Roman"/>
-          <w:color w:val="000000"/>
-          <w:sz w:val="24"/>
-          <w:szCs w:val="24"/>
-          <w:rtl w:val="0"/>
-        </w:rPr>
-        <w:t>Бо благословилося ім'я Твоє і прославилося царство Твоє, Отця, і Сина, і Святого Духа</w:t>
-      </w:r>
-      <w:r>
-        <w:rPr>
-          <w:rFonts w:ascii="Times New Roman" w:cs="Times New Roman" w:eastAsia="Times New Roman" w:hAnsi="Times New Roman"/>
-          <w:sz w:val="24"/>
-          <w:szCs w:val="24"/>
-          <w:rtl w:val="0"/>
-        </w:rPr>
-        <w:t xml:space="preserve">, нині і повсякчас, і на віки віків.</w:t>
+          <w:rFonts w:ascii="Times New Roman" w:hAnsi="Times New Roman"/>
+          <w:i/>
+          <w:color w:val="FF4400"/>
+          <w:sz w:val="24"/>
+        </w:rPr>
+        <w:t>Священик:</w:t>
+      </w:r>
+      <w:r>
+        <w:rPr>
+          <w:rFonts w:ascii="Times New Roman" w:hAnsi="Times New Roman"/>
+          <w:sz w:val="24"/>
+        </w:rPr>
+        <w:t xml:space="preserve"> Бо благословилося ім'я Твоє і прославилося царство Твоє, Отця, і Сина, і Святого Духа, нині і повсякчас, і на віки віків.</w:t>
       </w:r>
     </w:p>
     <w:p>
@@ -15296,21 +14931,17 @@
       </w:pPr>
       <w:r>
         <w:rPr>
-          <w:rFonts w:ascii="Times New Roman" w:cs="Times New Roman" w:eastAsia="Times New Roman" w:hAnsi="Times New Roman"/>
-          <w:i w:val="1"/>
-          <w:color w:val="ff0000"/>
-          <w:sz w:val="24"/>
-          <w:szCs w:val="24"/>
-          <w:rtl w:val="0"/>
-        </w:rPr>
-        <w:t xml:space="preserve">Священик:</w:t>
-      </w:r>
-      <w:r>
-        <w:rPr>
-          <w:rFonts w:ascii="Times New Roman" w:cs="Times New Roman" w:eastAsia="Times New Roman" w:hAnsi="Times New Roman"/>
-          <w:sz w:val="24"/>
-          <w:szCs w:val="24"/>
-          <w:rtl w:val="0"/>
+          <w:rFonts w:ascii="Times New Roman" w:hAnsi="Times New Roman"/>
+          <w:i/>
+          <w:color w:val="FF4400"/>
+          <w:sz w:val="24"/>
+        </w:rPr>
+        <w:t>Священик:</w:t>
+      </w:r>
+      <w:r>
+        <w:rPr>
+          <w:rFonts w:ascii="Times New Roman" w:hAnsi="Times New Roman"/>
+          <w:sz w:val="24"/>
         </w:rPr>
         <w:t xml:space="preserve"> Мир всім.</w:t>
       </w:r>
@@ -15598,21 +15229,17 @@
       </w:pPr>
       <w:r>
         <w:rPr>
-          <w:rFonts w:ascii="Times New Roman" w:cs="Times New Roman" w:eastAsia="Times New Roman" w:hAnsi="Times New Roman"/>
-          <w:i w:val="1"/>
-          <w:color w:val="ff0000"/>
-          <w:sz w:val="24"/>
-          <w:szCs w:val="24"/>
-          <w:rtl w:val="0"/>
-        </w:rPr>
-        <w:t xml:space="preserve">Священик:</w:t>
-      </w:r>
-      <w:r>
-        <w:rPr>
-          <w:rFonts w:ascii="Times New Roman" w:cs="Times New Roman" w:eastAsia="Times New Roman" w:hAnsi="Times New Roman"/>
-          <w:sz w:val="24"/>
-          <w:szCs w:val="24"/>
-          <w:rtl w:val="0"/>
+          <w:rFonts w:ascii="Times New Roman" w:hAnsi="Times New Roman"/>
+          <w:i/>
+          <w:color w:val="FF4400"/>
+          <w:sz w:val="24"/>
+        </w:rPr>
+        <w:t>Священик:</w:t>
+      </w:r>
+      <w:r>
+        <w:rPr>
+          <w:rFonts w:ascii="Times New Roman" w:hAnsi="Times New Roman"/>
+          <w:sz w:val="24"/>
         </w:rPr>
         <w:t xml:space="preserve"> Бо ти святий єси, Боже наш, і в святині перебуваєш, і ми тобі славу віддаємо: Отцю, і Сину, і Святому Духові, нині і повсякчас, і на віки віків.</w:t>
       </w:r>
@@ -15928,33 +15555,19 @@
       </w:pPr>
       <w:r>
         <w:rPr>
-          <w:rFonts w:ascii="Times New Roman" w:cs="Times New Roman" w:eastAsia="Times New Roman" w:hAnsi="Times New Roman"/>
-          <w:i w:val="1"/>
-          <w:color w:val="ff0000"/>
-          <w:sz w:val="24"/>
-          <w:szCs w:val="24"/>
-          <w:rtl w:val="0"/>
-        </w:rPr>
-        <w:t xml:space="preserve">Священик:</w:t>
-      </w:r>
-      <w:r>
-        <w:rPr>
-          <w:rFonts w:ascii="Times New Roman" w:cs="Times New Roman" w:eastAsia="Times New Roman" w:hAnsi="Times New Roman"/>
-          <w:color w:val="ff0000"/>
-          <w:sz w:val="24"/>
-          <w:szCs w:val="24"/>
-          <w:rtl w:val="0"/>
-        </w:rPr>
-        <w:t xml:space="preserve"> </w:t>
-      </w:r>
-      <w:r>
-        <w:rPr>
-          <w:rFonts w:ascii="Times New Roman" w:cs="Times New Roman" w:eastAsia="Times New Roman" w:hAnsi="Times New Roman"/>
-          <w:sz w:val="24"/>
-          <w:szCs w:val="24"/>
-          <w:rtl w:val="0"/>
-        </w:rPr>
-        <w:t xml:space="preserve">Мир всім!</w:t>
+          <w:rFonts w:ascii="Times New Roman" w:hAnsi="Times New Roman"/>
+          <w:i/>
+          <w:color w:val="FF4400"/>
+          <w:sz w:val="24"/>
+        </w:rPr>
+        <w:t>Священик:</w:t>
+      </w:r>
+      <w:r>
+        <w:rPr>
+          <w:rFonts w:ascii="Times New Roman" w:hAnsi="Times New Roman"/>
+          <w:sz w:val="24"/>
+        </w:rPr>
+        <w:t xml:space="preserve"> Мир всім!</w:t>
       </w:r>
     </w:p>
     <w:p>
@@ -16000,54 +15613,19 @@
       </w:pPr>
       <w:r>
         <w:rPr>
-          <w:rFonts w:ascii="Times New Roman" w:cs="Times New Roman" w:eastAsia="Times New Roman" w:hAnsi="Times New Roman"/>
-          <w:i w:val="1"/>
-          <w:color w:val="ff0000"/>
-          <w:sz w:val="24"/>
-          <w:szCs w:val="24"/>
-          <w:rtl w:val="0"/>
-        </w:rPr>
-        <w:t xml:space="preserve">Священик:</w:t>
-      </w:r>
-      <w:r>
-        <w:rPr>
-          <w:rFonts w:ascii="Times New Roman" w:cs="Times New Roman" w:eastAsia="Times New Roman" w:hAnsi="Times New Roman"/>
-          <w:color w:val="ff0000"/>
-          <w:sz w:val="24"/>
-          <w:szCs w:val="24"/>
-          <w:rtl w:val="0"/>
-        </w:rPr>
-        <w:t xml:space="preserve"> </w:t>
-      </w:r>
-      <w:r>
-        <w:rPr>
-          <w:rFonts w:ascii="Times New Roman" w:cs="Times New Roman" w:eastAsia="Times New Roman" w:hAnsi="Times New Roman"/>
-          <w:sz w:val="24"/>
-          <w:szCs w:val="24"/>
-          <w:rtl w:val="0"/>
-        </w:rPr>
-        <w:t xml:space="preserve">Від </w:t>
-      </w:r>
-      <w:r>
-        <w:rPr>
-          <w:rFonts w:ascii="Times New Roman" w:cs="Times New Roman" w:eastAsia="Times New Roman" w:hAnsi="Times New Roman"/>
-          <w:i w:val="1"/>
-          <w:color w:val="ff0000"/>
-          <w:sz w:val="24"/>
-          <w:szCs w:val="24"/>
-          <w:highlight w:val="yellow"/>
-          <w:rtl w:val="0"/>
-        </w:rPr>
-        <w:t xml:space="preserve">ВКАЗАТИ</w:t>
-      </w:r>
-      <w:r>
-        <w:rPr>
-          <w:rFonts w:ascii="Times New Roman" w:cs="Times New Roman" w:eastAsia="Times New Roman" w:hAnsi="Times New Roman"/>
-          <w:sz w:val="24"/>
-          <w:szCs w:val="24"/>
-          <w:rtl w:val="0"/>
-        </w:rPr>
-        <w:t xml:space="preserve"> святого Євангелія читання.</w:t>
+          <w:rFonts w:ascii="Times New Roman" w:hAnsi="Times New Roman"/>
+          <w:i/>
+          <w:color w:val="FF4400"/>
+          <w:sz w:val="24"/>
+        </w:rPr>
+        <w:t>Священик:</w:t>
+      </w:r>
+      <w:r>
+        <w:rPr>
+          <w:rFonts w:ascii="Times New Roman" w:hAnsi="Times New Roman"/>
+          <w:sz w:val="24"/>
+        </w:rPr>
+        <w:t xml:space="preserve"> Від ВКАЗАТИ святого Євангелія читання.</w:t>
       </w:r>
     </w:p>
     <w:p>
@@ -17107,33 +16685,19 @@
       </w:pPr>
       <w:r>
         <w:rPr>
-          <w:rFonts w:ascii="Times New Roman" w:cs="Times New Roman" w:eastAsia="Times New Roman" w:hAnsi="Times New Roman"/>
-          <w:i w:val="1"/>
-          <w:color w:val="ff0000"/>
-          <w:sz w:val="24"/>
-          <w:szCs w:val="24"/>
-          <w:rtl w:val="0"/>
-        </w:rPr>
-        <w:t xml:space="preserve">Священик:</w:t>
-      </w:r>
-      <w:r>
-        <w:rPr>
-          <w:rFonts w:ascii="Times New Roman" w:cs="Times New Roman" w:eastAsia="Times New Roman" w:hAnsi="Times New Roman"/>
-          <w:color w:val="ff0000"/>
-          <w:sz w:val="24"/>
-          <w:szCs w:val="24"/>
-          <w:rtl w:val="0"/>
-        </w:rPr>
-        <w:t xml:space="preserve"> </w:t>
-      </w:r>
-      <w:r>
-        <w:rPr>
-          <w:rFonts w:ascii="Times New Roman" w:cs="Times New Roman" w:eastAsia="Times New Roman" w:hAnsi="Times New Roman"/>
-          <w:sz w:val="24"/>
-          <w:szCs w:val="24"/>
-          <w:rtl w:val="0"/>
-        </w:rPr>
-        <w:t xml:space="preserve">Благодаттю і щедротами і чоловіколюб'ям єдинородного Сина твого, з яким ти благословенний єси, з пресвятим і благим і животворящим твоїм Духом, нині і повсякчас, і на віки віків.</w:t>
+          <w:rFonts w:ascii="Times New Roman" w:hAnsi="Times New Roman"/>
+          <w:i/>
+          <w:color w:val="FF4400"/>
+          <w:sz w:val="24"/>
+        </w:rPr>
+        <w:t>Священик:</w:t>
+      </w:r>
+      <w:r>
+        <w:rPr>
+          <w:rFonts w:ascii="Times New Roman" w:hAnsi="Times New Roman"/>
+          <w:sz w:val="24"/>
+        </w:rPr>
+        <w:t xml:space="preserve"> Благодаттю і щедротами і чоловіколюб'ям єдинородного Сина твого, з яким ти благословенний єси, з пресвятим і благим і животворящим твоїм Духом, нині і повсякчас, і на віки віків.</w:t>
       </w:r>
     </w:p>
     <w:p>
@@ -17942,33 +17506,19 @@
       </w:pPr>
       <w:r>
         <w:rPr>
-          <w:rFonts w:ascii="Times New Roman" w:cs="Times New Roman" w:eastAsia="Times New Roman" w:hAnsi="Times New Roman"/>
-          <w:i w:val="1"/>
-          <w:color w:val="ff0000"/>
-          <w:sz w:val="24"/>
-          <w:szCs w:val="24"/>
-          <w:rtl w:val="0"/>
-        </w:rPr>
-        <w:t xml:space="preserve">Священик: </w:t>
-      </w:r>
-      <w:r>
-        <w:rPr>
-          <w:rFonts w:ascii="Times New Roman" w:cs="Times New Roman" w:eastAsia="Times New Roman" w:hAnsi="Times New Roman"/>
-          <w:color w:val="000000"/>
-          <w:sz w:val="24"/>
-          <w:szCs w:val="24"/>
-          <w:rtl w:val="0"/>
-        </w:rPr>
-        <w:t xml:space="preserve">Бо Ти Бог наш і Тобі славу возсилаємо: Отцю, і Сину, і Святому Духові</w:t>
-      </w:r>
-      <w:r>
-        <w:rPr>
-          <w:rFonts w:ascii="Times New Roman" w:cs="Times New Roman" w:eastAsia="Times New Roman" w:hAnsi="Times New Roman"/>
-          <w:sz w:val="24"/>
-          <w:szCs w:val="24"/>
-          <w:rtl w:val="0"/>
-        </w:rPr>
-        <w:t xml:space="preserve">, нині і повсякчас, і на віки віків.</w:t>
+          <w:rFonts w:ascii="Times New Roman" w:hAnsi="Times New Roman"/>
+          <w:i/>
+          <w:color w:val="FF4400"/>
+          <w:sz w:val="24"/>
+        </w:rPr>
+        <w:t>Священик:</w:t>
+      </w:r>
+      <w:r>
+        <w:rPr>
+          <w:rFonts w:ascii="Times New Roman" w:hAnsi="Times New Roman"/>
+          <w:sz w:val="24"/>
+        </w:rPr>
+        <w:t xml:space="preserve"> Бо Ти Бог наш і Тобі славу возсилаємо: Отцю, і Сину, і Святому Духові, нині і повсякчас, і на віки віків.</w:t>
       </w:r>
     </w:p>
     <w:p>
@@ -18964,33 +18514,19 @@
       </w:pPr>
       <w:r>
         <w:rPr>
-          <w:rFonts w:ascii="Times New Roman" w:cs="Times New Roman" w:eastAsia="Times New Roman" w:hAnsi="Times New Roman"/>
-          <w:i w:val="1"/>
-          <w:color w:val="ff0000"/>
-          <w:sz w:val="24"/>
-          <w:szCs w:val="24"/>
-          <w:rtl w:val="0"/>
-        </w:rPr>
-        <w:t xml:space="preserve">Священик: </w:t>
-      </w:r>
-      <w:r>
-        <w:rPr>
-          <w:rFonts w:ascii="Times New Roman" w:cs="Times New Roman" w:eastAsia="Times New Roman" w:hAnsi="Times New Roman"/>
-          <w:color w:val="000000"/>
-          <w:sz w:val="24"/>
-          <w:szCs w:val="24"/>
-          <w:rtl w:val="0"/>
-        </w:rPr>
-        <w:t xml:space="preserve">Бо Ти цар миру і Спас душ наших і Тобі славу возсилаємо: Отцю, і Сину, і Святому Духові</w:t>
-      </w:r>
-      <w:r>
-        <w:rPr>
-          <w:rFonts w:ascii="Times New Roman" w:cs="Times New Roman" w:eastAsia="Times New Roman" w:hAnsi="Times New Roman"/>
-          <w:sz w:val="24"/>
-          <w:szCs w:val="24"/>
-          <w:rtl w:val="0"/>
-        </w:rPr>
-        <w:t xml:space="preserve">, нині і повсякчас, і на віки віків.</w:t>
+          <w:rFonts w:ascii="Times New Roman" w:hAnsi="Times New Roman"/>
+          <w:i/>
+          <w:color w:val="FF4400"/>
+          <w:sz w:val="24"/>
+        </w:rPr>
+        <w:t>Священик:</w:t>
+      </w:r>
+      <w:r>
+        <w:rPr>
+          <w:rFonts w:ascii="Times New Roman" w:hAnsi="Times New Roman"/>
+          <w:sz w:val="24"/>
+        </w:rPr>
+        <w:t xml:space="preserve"> Бо Ти цар миру і Спас душ наших і Тобі славу возсилаємо: Отцю, і Сину, і Святому Духові, нині і повсякчас, і на віки віків.</w:t>
       </w:r>
     </w:p>
     <w:p>
@@ -20351,33 +19887,19 @@
       </w:pPr>
       <w:r>
         <w:rPr>
-          <w:rFonts w:ascii="Times New Roman" w:cs="Times New Roman" w:eastAsia="Times New Roman" w:hAnsi="Times New Roman"/>
-          <w:i w:val="1"/>
-          <w:color w:val="ff0000"/>
-          <w:sz w:val="24"/>
-          <w:szCs w:val="24"/>
-          <w:rtl w:val="0"/>
-        </w:rPr>
-        <w:t xml:space="preserve">Священик: </w:t>
-      </w:r>
-      <w:r>
-        <w:rPr>
-          <w:rFonts w:ascii="Times New Roman" w:cs="Times New Roman" w:eastAsia="Times New Roman" w:hAnsi="Times New Roman"/>
-          <w:color w:val="000000"/>
-          <w:sz w:val="24"/>
-          <w:szCs w:val="24"/>
-          <w:rtl w:val="0"/>
-        </w:rPr>
-        <w:t xml:space="preserve">Бо Тебе хвалять усі сили небесні і Тобі славу возсилаємо: Отцю, і Сину, і Святому Духові</w:t>
-      </w:r>
-      <w:r>
-        <w:rPr>
-          <w:rFonts w:ascii="Times New Roman" w:cs="Times New Roman" w:eastAsia="Times New Roman" w:hAnsi="Times New Roman"/>
-          <w:sz w:val="24"/>
-          <w:szCs w:val="24"/>
-          <w:rtl w:val="0"/>
-        </w:rPr>
-        <w:t xml:space="preserve">, нині і повсякчас, і на віки віків.</w:t>
+          <w:rFonts w:ascii="Times New Roman" w:hAnsi="Times New Roman"/>
+          <w:i/>
+          <w:color w:val="FF4400"/>
+          <w:sz w:val="24"/>
+        </w:rPr>
+        <w:t>Священик:</w:t>
+      </w:r>
+      <w:r>
+        <w:rPr>
+          <w:rFonts w:ascii="Times New Roman" w:hAnsi="Times New Roman"/>
+          <w:sz w:val="24"/>
+        </w:rPr>
+        <w:t xml:space="preserve"> Бо Тебе хвалять усі сили небесні і Тобі славу возсилаємо: Отцю, і Сину, і Святому Духові, нині і повсякчас, і на віки віків.</w:t>
       </w:r>
     </w:p>
     <w:p>
@@ -21982,22 +21504,17 @@
       </w:pPr>
       <w:r>
         <w:rPr>
-          <w:rFonts w:ascii="Times New Roman" w:cs="Times New Roman" w:eastAsia="Times New Roman" w:hAnsi="Times New Roman"/>
-          <w:i w:val="1"/>
-          <w:color w:val="ff0000"/>
-          <w:sz w:val="24"/>
-          <w:szCs w:val="24"/>
-          <w:rtl w:val="0"/>
-        </w:rPr>
-        <w:t xml:space="preserve">Священик:</w:t>
-      </w:r>
-      <w:r>
-        <w:rPr>
-          <w:rFonts w:ascii="Times New Roman" w:cs="Times New Roman" w:eastAsia="Times New Roman" w:hAnsi="Times New Roman"/>
-          <w:color w:val="000000"/>
-          <w:sz w:val="24"/>
-          <w:szCs w:val="24"/>
-          <w:rtl w:val="0"/>
+          <w:rFonts w:ascii="Times New Roman" w:hAnsi="Times New Roman"/>
+          <w:i/>
+          <w:color w:val="FF4400"/>
+          <w:sz w:val="24"/>
+        </w:rPr>
+        <w:t>Священик:</w:t>
+      </w:r>
+      <w:r>
+        <w:rPr>
+          <w:rFonts w:ascii="Times New Roman" w:hAnsi="Times New Roman"/>
+          <w:sz w:val="24"/>
         </w:rPr>
         <w:t xml:space="preserve"> Слава Тобі, що Світло нам показав! </w:t>
       </w:r>
@@ -23025,21 +22542,17 @@
       </w:pPr>
       <w:r>
         <w:rPr>
-          <w:rFonts w:ascii="Times New Roman" w:cs="Times New Roman" w:eastAsia="Times New Roman" w:hAnsi="Times New Roman"/>
-          <w:i w:val="1"/>
-          <w:color w:val="ff0000"/>
-          <w:sz w:val="24"/>
-          <w:szCs w:val="24"/>
-          <w:rtl w:val="0"/>
-        </w:rPr>
-        <w:t xml:space="preserve">Священик:</w:t>
-      </w:r>
-      <w:r>
-        <w:rPr>
-          <w:rFonts w:ascii="Times New Roman" w:cs="Times New Roman" w:eastAsia="Times New Roman" w:hAnsi="Times New Roman"/>
-          <w:sz w:val="24"/>
-          <w:szCs w:val="24"/>
-          <w:rtl w:val="0"/>
+          <w:rFonts w:ascii="Times New Roman" w:hAnsi="Times New Roman"/>
+          <w:i/>
+          <w:color w:val="FF4400"/>
+          <w:sz w:val="24"/>
+        </w:rPr>
+        <w:t>Священик:</w:t>
+      </w:r>
+      <w:r>
+        <w:rPr>
+          <w:rFonts w:ascii="Times New Roman" w:hAnsi="Times New Roman"/>
+          <w:sz w:val="24"/>
         </w:rPr>
         <w:t xml:space="preserve"> Бо милостивий і чоловіколюбець Бог єси, і тобі славу возсилаємо, Отцю, і Сину, і Святому Духові, нині і повсякчас, і на віки віків.</w:t>
       </w:r>
@@ -23709,14 +23222,41 @@
       </w:pPr>
       <w:r>
         <w:rPr>
-          <w:rFonts w:ascii="Times New Roman" w:cs="Times New Roman" w:eastAsia="Times New Roman" w:hAnsi="Times New Roman"/>
-          <w:i w:val="1"/>
-          <w:color w:val="ff0000"/>
-          <w:sz w:val="24"/>
-          <w:szCs w:val="24"/>
-          <w:rtl w:val="0"/>
-        </w:rPr>
-        <w:t xml:space="preserve">Священик:</w:t>
+          <w:rFonts w:ascii="Times New Roman" w:hAnsi="Times New Roman"/>
+          <w:i/>
+          <w:color w:val="FF4400"/>
+          <w:sz w:val="24"/>
+        </w:rPr>
+        <w:t>Священик:</w:t>
+      </w:r>
+      <w:r>
+        <w:rPr>
+          <w:rFonts w:ascii="Times New Roman" w:hAnsi="Times New Roman"/>
+          <w:sz w:val="24"/>
+        </w:rPr>
+        <w:t xml:space="preserve"> Бо ти Бог милости, ласк і чоловіколюбности, і тобі славу віддаємо: Отцю, і Сину, і Святому Духові, нині і повсякчас, і на віки віків.</w:t>
+      </w:r>
+    </w:p>
+    <w:p>
+      <w:pPr>
+        <w:spacing w:after="120" w:lineRule="auto"/>
+        <w:jc w:val="both"/>
+        <w:rPr>
+          <w:rFonts w:ascii="Times New Roman" w:cs="Times New Roman" w:eastAsia="Times New Roman" w:hAnsi="Times New Roman"/>
+          <w:sz w:val="24"/>
+          <w:szCs w:val="24"/>
+        </w:rPr>
+      </w:pPr>
+      <w:r>
+        <w:rPr>
+          <w:rFonts w:ascii="Times New Roman" w:cs="Times New Roman" w:eastAsia="Times New Roman" w:hAnsi="Times New Roman"/>
+          <w:i w:val="1"/>
+          <w:color w:val="ff0000"/>
+          <w:sz w:val="24"/>
+          <w:szCs w:val="24"/>
+          <w:rtl w:val="0"/>
+        </w:rPr>
+        <w:t xml:space="preserve">Вірні:</w:t>
       </w:r>
       <w:r>
         <w:rPr>
@@ -23735,47 +23275,6 @@
           <w:szCs w:val="24"/>
           <w:rtl w:val="0"/>
         </w:rPr>
-        <w:t xml:space="preserve">Бо ти Бог милости, ласк і чоловіколюбности, і тобі славу віддаємо: Отцю, і Сину, і Святому Духові, нині і повсякчас, і на віки віків.</w:t>
-      </w:r>
-    </w:p>
-    <w:p>
-      <w:pPr>
-        <w:spacing w:after="120" w:lineRule="auto"/>
-        <w:jc w:val="both"/>
-        <w:rPr>
-          <w:rFonts w:ascii="Times New Roman" w:cs="Times New Roman" w:eastAsia="Times New Roman" w:hAnsi="Times New Roman"/>
-          <w:sz w:val="24"/>
-          <w:szCs w:val="24"/>
-        </w:rPr>
-      </w:pPr>
-      <w:r>
-        <w:rPr>
-          <w:rFonts w:ascii="Times New Roman" w:cs="Times New Roman" w:eastAsia="Times New Roman" w:hAnsi="Times New Roman"/>
-          <w:i w:val="1"/>
-          <w:color w:val="ff0000"/>
-          <w:sz w:val="24"/>
-          <w:szCs w:val="24"/>
-          <w:rtl w:val="0"/>
-        </w:rPr>
-        <w:t xml:space="preserve">Вірні:</w:t>
-      </w:r>
-      <w:r>
-        <w:rPr>
-          <w:rFonts w:ascii="Times New Roman" w:cs="Times New Roman" w:eastAsia="Times New Roman" w:hAnsi="Times New Roman"/>
-          <w:color w:val="ff0000"/>
-          <w:sz w:val="24"/>
-          <w:szCs w:val="24"/>
-          <w:rtl w:val="0"/>
-        </w:rPr>
-        <w:t xml:space="preserve"> </w:t>
-      </w:r>
-      <w:r>
-        <w:rPr>
-          <w:rFonts w:ascii="Times New Roman" w:cs="Times New Roman" w:eastAsia="Times New Roman" w:hAnsi="Times New Roman"/>
-          <w:sz w:val="24"/>
-          <w:szCs w:val="24"/>
-          <w:rtl w:val="0"/>
-        </w:rPr>
         <w:t xml:space="preserve">Амінь.</w:t>
       </w:r>
     </w:p>
@@ -23791,21 +23290,17 @@
       </w:pPr>
       <w:r>
         <w:rPr>
-          <w:rFonts w:ascii="Times New Roman" w:cs="Times New Roman" w:eastAsia="Times New Roman" w:hAnsi="Times New Roman"/>
-          <w:i w:val="1"/>
-          <w:color w:val="ff0000"/>
-          <w:sz w:val="24"/>
-          <w:szCs w:val="24"/>
-          <w:rtl w:val="0"/>
-        </w:rPr>
-        <w:t xml:space="preserve">Священик:</w:t>
-      </w:r>
-      <w:r>
-        <w:rPr>
-          <w:rFonts w:ascii="Times New Roman" w:cs="Times New Roman" w:eastAsia="Times New Roman" w:hAnsi="Times New Roman"/>
-          <w:sz w:val="24"/>
-          <w:szCs w:val="24"/>
-          <w:rtl w:val="0"/>
+          <w:rFonts w:ascii="Times New Roman" w:hAnsi="Times New Roman"/>
+          <w:i/>
+          <w:color w:val="FF4400"/>
+          <w:sz w:val="24"/>
+        </w:rPr>
+        <w:t>Священик:</w:t>
+      </w:r>
+      <w:r>
+        <w:rPr>
+          <w:rFonts w:ascii="Times New Roman" w:hAnsi="Times New Roman"/>
+          <w:sz w:val="24"/>
         </w:rPr>
         <w:t xml:space="preserve"> Мир всім.</w:t>
       </w:r>
@@ -24137,14 +23632,41 @@
       </w:pPr>
       <w:r>
         <w:rPr>
-          <w:rFonts w:ascii="Times New Roman" w:cs="Times New Roman" w:eastAsia="Times New Roman" w:hAnsi="Times New Roman"/>
-          <w:i w:val="1"/>
-          <w:color w:val="ff0000"/>
-          <w:sz w:val="24"/>
-          <w:szCs w:val="24"/>
-          <w:rtl w:val="0"/>
-        </w:rPr>
-        <w:t xml:space="preserve">Священик:</w:t>
+          <w:rFonts w:ascii="Times New Roman" w:hAnsi="Times New Roman"/>
+          <w:i/>
+          <w:color w:val="FF4400"/>
+          <w:sz w:val="24"/>
+        </w:rPr>
+        <w:t>Священик:</w:t>
+      </w:r>
+      <w:r>
+        <w:rPr>
+          <w:rFonts w:ascii="Times New Roman" w:hAnsi="Times New Roman"/>
+          <w:sz w:val="24"/>
+        </w:rPr>
+        <w:t xml:space="preserve"> Благословенний Христос, Бог наш, завжди, нині і повсякчас, і на віки віків.</w:t>
+      </w:r>
+    </w:p>
+    <w:p>
+      <w:pPr>
+        <w:spacing w:after="120" w:lineRule="auto"/>
+        <w:jc w:val="both"/>
+        <w:rPr>
+          <w:rFonts w:ascii="Times New Roman" w:cs="Times New Roman" w:eastAsia="Times New Roman" w:hAnsi="Times New Roman"/>
+          <w:sz w:val="24"/>
+          <w:szCs w:val="24"/>
+        </w:rPr>
+      </w:pPr>
+      <w:r>
+        <w:rPr>
+          <w:rFonts w:ascii="Times New Roman" w:cs="Times New Roman" w:eastAsia="Times New Roman" w:hAnsi="Times New Roman"/>
+          <w:i w:val="1"/>
+          <w:color w:val="ff0000"/>
+          <w:sz w:val="24"/>
+          <w:szCs w:val="24"/>
+          <w:rtl w:val="0"/>
+        </w:rPr>
+        <w:t xml:space="preserve">Вірні:</w:t>
       </w:r>
       <w:r>
         <w:rPr>
@@ -24163,7 +23685,34 @@
           <w:szCs w:val="24"/>
           <w:rtl w:val="0"/>
         </w:rPr>
-        <w:t xml:space="preserve">Благословенний Христос, Бог наш, завжди, нині і повсякчас, і на віки віків.</w:t>
+        <w:t xml:space="preserve">Амінь. Утверди, Боже, святу православну віру на віки віків.</w:t>
+      </w:r>
+    </w:p>
+    <w:p>
+      <w:pPr>
+        <w:spacing w:after="120" w:lineRule="auto"/>
+        <w:jc w:val="both"/>
+        <w:rPr>
+          <w:rFonts w:ascii="Times New Roman" w:cs="Times New Roman" w:eastAsia="Times New Roman" w:hAnsi="Times New Roman"/>
+          <w:sz w:val="24"/>
+          <w:szCs w:val="24"/>
+        </w:rPr>
+      </w:pPr>
+      <w:r>
+        <w:rPr>
+          <w:rFonts w:ascii="Times New Roman" w:hAnsi="Times New Roman"/>
+          <w:i/>
+          <w:color w:val="FF4400"/>
+          <w:sz w:val="24"/>
+        </w:rPr>
+        <w:t>Священик:</w:t>
+      </w:r>
+      <w:r>
+        <w:rPr>
+          <w:rFonts w:ascii="Times New Roman" w:hAnsi="Times New Roman"/>
+          <w:sz w:val="24"/>
+        </w:rPr>
+        <w:t xml:space="preserve"> Пресвята Богородице, спаси нас.</w:t>
       </w:r>
     </w:p>
     <w:p>
@@ -24190,6 +23739,64 @@
       <w:r>
         <w:rPr>
           <w:rFonts w:ascii="Times New Roman" w:cs="Times New Roman" w:eastAsia="Times New Roman" w:hAnsi="Times New Roman"/>
+          <w:sz w:val="24"/>
+          <w:szCs w:val="24"/>
+          <w:rtl w:val="0"/>
+        </w:rPr>
+        <w:t xml:space="preserve"> Чеснішу від херувимів* і незрівнянно славнішу від серафимів,* що без зотління Бога Слово породила,* сущу Богородицю, тебе величаємо.</w:t>
+      </w:r>
+    </w:p>
+    <w:p>
+      <w:pPr>
+        <w:spacing w:after="120" w:lineRule="auto"/>
+        <w:jc w:val="both"/>
+        <w:rPr>
+          <w:rFonts w:ascii="Times New Roman" w:cs="Times New Roman" w:eastAsia="Times New Roman" w:hAnsi="Times New Roman"/>
+          <w:sz w:val="24"/>
+          <w:szCs w:val="24"/>
+        </w:rPr>
+      </w:pPr>
+      <w:r>
+        <w:rPr>
+          <w:rFonts w:ascii="Times New Roman" w:hAnsi="Times New Roman"/>
+          <w:i/>
+          <w:color w:val="FF4400"/>
+          <w:sz w:val="24"/>
+        </w:rPr>
+        <w:t>Священик:</w:t>
+      </w:r>
+      <w:r>
+        <w:rPr>
+          <w:rFonts w:ascii="Times New Roman" w:hAnsi="Times New Roman"/>
+          <w:sz w:val="24"/>
+        </w:rPr>
+        <w:t xml:space="preserve"> Слава тобі, Христе Боже, надіє наша, слава тобі!</w:t>
+      </w:r>
+    </w:p>
+    <w:p>
+      <w:pPr>
+        <w:spacing w:after="120" w:lineRule="auto"/>
+        <w:jc w:val="both"/>
+        <w:rPr>
+          <w:rFonts w:ascii="Times New Roman" w:cs="Times New Roman" w:eastAsia="Times New Roman" w:hAnsi="Times New Roman"/>
+          <w:sz w:val="24"/>
+          <w:szCs w:val="24"/>
+        </w:rPr>
+      </w:pPr>
+      <w:r>
+        <w:rPr>
+          <w:rFonts w:ascii="Times New Roman" w:cs="Times New Roman" w:eastAsia="Times New Roman" w:hAnsi="Times New Roman"/>
+          <w:i w:val="1"/>
+          <w:color w:val="ff0000"/>
+          <w:sz w:val="24"/>
+          <w:szCs w:val="24"/>
+          <w:rtl w:val="0"/>
+        </w:rPr>
+        <w:t xml:space="preserve">Вірні:</w:t>
+      </w:r>
+      <w:r>
+        <w:rPr>
+          <w:rFonts w:ascii="Times New Roman" w:cs="Times New Roman" w:eastAsia="Times New Roman" w:hAnsi="Times New Roman"/>
           <w:color w:val="ff0000"/>
           <w:sz w:val="24"/>
           <w:szCs w:val="24"/>
@@ -24204,150 +23811,6 @@
           <w:szCs w:val="24"/>
           <w:rtl w:val="0"/>
         </w:rPr>
-        <w:t xml:space="preserve">Амінь. Утверди, Боже, святу православну віру на віки віків.</w:t>
-      </w:r>
-    </w:p>
-    <w:p>
-      <w:pPr>
-        <w:spacing w:after="120" w:lineRule="auto"/>
-        <w:jc w:val="both"/>
-        <w:rPr>
-          <w:rFonts w:ascii="Times New Roman" w:cs="Times New Roman" w:eastAsia="Times New Roman" w:hAnsi="Times New Roman"/>
-          <w:sz w:val="24"/>
-          <w:szCs w:val="24"/>
-        </w:rPr>
-      </w:pPr>
-      <w:r>
-        <w:rPr>
-          <w:rFonts w:ascii="Times New Roman" w:cs="Times New Roman" w:eastAsia="Times New Roman" w:hAnsi="Times New Roman"/>
-          <w:i w:val="1"/>
-          <w:color w:val="ff0000"/>
-          <w:sz w:val="24"/>
-          <w:szCs w:val="24"/>
-          <w:rtl w:val="0"/>
-        </w:rPr>
-        <w:t xml:space="preserve">Священик:</w:t>
-      </w:r>
-      <w:r>
-        <w:rPr>
-          <w:rFonts w:ascii="Times New Roman" w:cs="Times New Roman" w:eastAsia="Times New Roman" w:hAnsi="Times New Roman"/>
-          <w:sz w:val="24"/>
-          <w:szCs w:val="24"/>
-          <w:rtl w:val="0"/>
-        </w:rPr>
-        <w:t xml:space="preserve"> Пресвята Богородице, спаси нас.</w:t>
-      </w:r>
-    </w:p>
-    <w:p>
-      <w:pPr>
-        <w:spacing w:after="120" w:lineRule="auto"/>
-        <w:jc w:val="both"/>
-        <w:rPr>
-          <w:rFonts w:ascii="Times New Roman" w:cs="Times New Roman" w:eastAsia="Times New Roman" w:hAnsi="Times New Roman"/>
-          <w:sz w:val="24"/>
-          <w:szCs w:val="24"/>
-        </w:rPr>
-      </w:pPr>
-      <w:r>
-        <w:rPr>
-          <w:rFonts w:ascii="Times New Roman" w:cs="Times New Roman" w:eastAsia="Times New Roman" w:hAnsi="Times New Roman"/>
-          <w:i w:val="1"/>
-          <w:color w:val="ff0000"/>
-          <w:sz w:val="24"/>
-          <w:szCs w:val="24"/>
-          <w:rtl w:val="0"/>
-        </w:rPr>
-        <w:t xml:space="preserve">Вірні:</w:t>
-      </w:r>
-      <w:r>
-        <w:rPr>
-          <w:rFonts w:ascii="Times New Roman" w:cs="Times New Roman" w:eastAsia="Times New Roman" w:hAnsi="Times New Roman"/>
-          <w:sz w:val="24"/>
-          <w:szCs w:val="24"/>
-          <w:rtl w:val="0"/>
-        </w:rPr>
-        <w:t xml:space="preserve"> Чеснішу від херувимів* і незрівнянно славнішу від серафимів,* що без зотління Бога Слово породила,* сущу Богородицю, тебе величаємо.</w:t>
-      </w:r>
-    </w:p>
-    <w:p>
-      <w:pPr>
-        <w:spacing w:after="120" w:lineRule="auto"/>
-        <w:jc w:val="both"/>
-        <w:rPr>
-          <w:rFonts w:ascii="Times New Roman" w:cs="Times New Roman" w:eastAsia="Times New Roman" w:hAnsi="Times New Roman"/>
-          <w:sz w:val="24"/>
-          <w:szCs w:val="24"/>
-        </w:rPr>
-      </w:pPr>
-      <w:r>
-        <w:rPr>
-          <w:rFonts w:ascii="Times New Roman" w:cs="Times New Roman" w:eastAsia="Times New Roman" w:hAnsi="Times New Roman"/>
-          <w:i w:val="1"/>
-          <w:color w:val="ff0000"/>
-          <w:sz w:val="24"/>
-          <w:szCs w:val="24"/>
-          <w:rtl w:val="0"/>
-        </w:rPr>
-        <w:t xml:space="preserve">Священик:</w:t>
-      </w:r>
-      <w:r>
-        <w:rPr>
-          <w:rFonts w:ascii="Times New Roman" w:cs="Times New Roman" w:eastAsia="Times New Roman" w:hAnsi="Times New Roman"/>
-          <w:color w:val="ff0000"/>
-          <w:sz w:val="24"/>
-          <w:szCs w:val="24"/>
-          <w:rtl w:val="0"/>
-        </w:rPr>
-        <w:t xml:space="preserve"> </w:t>
-      </w:r>
-      <w:r>
-        <w:rPr>
-          <w:rFonts w:ascii="Times New Roman" w:cs="Times New Roman" w:eastAsia="Times New Roman" w:hAnsi="Times New Roman"/>
-          <w:sz w:val="24"/>
-          <w:szCs w:val="24"/>
-          <w:rtl w:val="0"/>
-        </w:rPr>
-        <w:t xml:space="preserve">Слава тобі, Христе Боже, надіє наша, слава тобі!</w:t>
-      </w:r>
-    </w:p>
-    <w:p>
-      <w:pPr>
-        <w:spacing w:after="120" w:lineRule="auto"/>
-        <w:jc w:val="both"/>
-        <w:rPr>
-          <w:rFonts w:ascii="Times New Roman" w:cs="Times New Roman" w:eastAsia="Times New Roman" w:hAnsi="Times New Roman"/>
-          <w:sz w:val="24"/>
-          <w:szCs w:val="24"/>
-        </w:rPr>
-      </w:pPr>
-      <w:r>
-        <w:rPr>
-          <w:rFonts w:ascii="Times New Roman" w:cs="Times New Roman" w:eastAsia="Times New Roman" w:hAnsi="Times New Roman"/>
-          <w:i w:val="1"/>
-          <w:color w:val="ff0000"/>
-          <w:sz w:val="24"/>
-          <w:szCs w:val="24"/>
-          <w:rtl w:val="0"/>
-        </w:rPr>
-        <w:t xml:space="preserve">Вірні:</w:t>
-      </w:r>
-      <w:r>
-        <w:rPr>
-          <w:rFonts w:ascii="Times New Roman" w:cs="Times New Roman" w:eastAsia="Times New Roman" w:hAnsi="Times New Roman"/>
-          <w:color w:val="ff0000"/>
-          <w:sz w:val="24"/>
-          <w:szCs w:val="24"/>
-          <w:rtl w:val="0"/>
-        </w:rPr>
-        <w:t xml:space="preserve"> </w:t>
-      </w:r>
-      <w:r>
-        <w:rPr>
-          <w:rFonts w:ascii="Times New Roman" w:cs="Times New Roman" w:eastAsia="Times New Roman" w:hAnsi="Times New Roman"/>
-          <w:sz w:val="24"/>
-          <w:szCs w:val="24"/>
-          <w:rtl w:val="0"/>
-        </w:rPr>
         <w:t xml:space="preserve">Слава Отцю і Сину, і Святому Духові, і нині і повсякчас, і на віки віків. Амінь. Господи, помилуй </w:t>
       </w:r>
       <w:r>
@@ -24382,54 +23845,37 @@
       </w:r>
     </w:p>
     <w:p>
-      <w:pPr>
-        <w:spacing w:after="120" w:lineRule="auto"/>
-        <w:jc w:val="both"/>
-        <w:rPr>
-          <w:rFonts w:ascii="Times New Roman" w:cs="Times New Roman" w:eastAsia="Times New Roman" w:hAnsi="Times New Roman"/>
-          <w:sz w:val="24"/>
-          <w:szCs w:val="24"/>
-        </w:rPr>
-      </w:pPr>
-      <w:r>
-        <w:rPr>
-          <w:rFonts w:ascii="Times New Roman" w:cs="Times New Roman" w:eastAsia="Times New Roman" w:hAnsi="Times New Roman"/>
-          <w:i w:val="1"/>
-          <w:color w:val="ff0000"/>
-          <w:sz w:val="24"/>
-          <w:szCs w:val="24"/>
-          <w:rtl w:val="0"/>
-        </w:rPr>
-        <w:t xml:space="preserve">Священик:</w:t>
-      </w:r>
-      <w:r>
-        <w:rPr>
-          <w:rFonts w:ascii="Times New Roman" w:cs="Times New Roman" w:eastAsia="Times New Roman" w:hAnsi="Times New Roman"/>
-          <w:sz w:val="24"/>
-          <w:szCs w:val="24"/>
-          <w:rtl w:val="0"/>
-        </w:rPr>
-        <w:t xml:space="preserve"> Христос, що воскрес із мертвих, істинний Бог наш, молитвами пречистої своєї Матері, святих, славних і всехвальних апостолів, і святого </w:t>
-      </w:r>
-      <w:r>
-        <w:rPr>
-          <w:rFonts w:ascii="Times New Roman" w:cs="Times New Roman" w:eastAsia="Times New Roman" w:hAnsi="Times New Roman"/>
-          <w:i w:val="1"/>
-          <w:color w:val="ff0000"/>
-          <w:sz w:val="24"/>
-          <w:szCs w:val="24"/>
-          <w:rtl w:val="0"/>
-        </w:rPr>
-        <w:t xml:space="preserve">(ім'я, якого є храм)</w:t>
-      </w:r>
-      <w:r>
-        <w:rPr>
-          <w:rFonts w:ascii="Times New Roman" w:cs="Times New Roman" w:eastAsia="Times New Roman" w:hAnsi="Times New Roman"/>
-          <w:sz w:val="24"/>
-          <w:szCs w:val="24"/>
-          <w:rtl w:val="0"/>
-        </w:rPr>
-        <w:t xml:space="preserve">, і святого …, і всіх святих, помилує і спасе нас, як благий і чоловіколюбець.</w:t>
+      <w:r>
+        <w:rPr>
+          <w:rFonts w:ascii="Times New Roman" w:hAnsi="Times New Roman"/>
+          <w:i/>
+          <w:color w:val="FF4400"/>
+          <w:sz w:val="24"/>
+        </w:rPr>
+        <w:t>Священик:</w:t>
+      </w:r>
+      <w:r>
+        <w:rPr>
+          <w:rFonts w:ascii="Times New Roman" w:hAnsi="Times New Roman"/>
+          <w:sz w:val="24"/>
+        </w:rPr>
+        <w:t xml:space="preserve"> Христос, що воскрес із мертвих, істинний Бог наш, молитвами пречистої своєї Матері, святих, славних і всехвальних апостолів, святого, </w:t>
+      </w:r>
+      <w:r>
+        <w:rPr>
+          <w:rFonts w:ascii="Times New Roman" w:hAnsi="Times New Roman"/>
+          <w:i/>
+          <w:color w:val="FF4400"/>
+          <w:sz w:val="24"/>
+        </w:rPr>
+        <w:t>якого є храм</w:t>
+      </w:r>
+      <w:r>
+        <w:rPr>
+          <w:rFonts w:ascii="Times New Roman" w:hAnsi="Times New Roman"/>
+          <w:sz w:val="24"/>
+        </w:rPr>
+        <w:t>, преподобного отця нашого Іпатія, єпископа Гангренського і всіх святих, помилує і спасе нас, як благий і чоловіколюбець.</w:t>
       </w:r>
     </w:p>
     <w:p>
